--- a/webapp/templates/word/Contrato_Termino_Indefinido_Diaco.docx
+++ b/webapp/templates/word/Contrato_Termino_Indefinido_Diaco.docx
@@ -1,6 +1,6 @@
 
 <file path=word/document.xml><?xml version="1.0" encoding="utf-8"?>
-<w:document xmlns:wpc="http://schemas.microsoft.com/office/word/2010/wordprocessingCanvas" xmlns:cx="http://schemas.microsoft.com/office/drawing/2014/chartex" xmlns:cx1="http://schemas.microsoft.com/office/drawing/2015/9/8/chartex" xmlns:cx2="http://schemas.microsoft.com/office/drawing/2015/10/21/chartex" xmlns:cx3="http://schemas.microsoft.com/office/drawing/2016/5/9/chartex" xmlns:cx4="http://schemas.microsoft.com/office/drawing/2016/5/10/chartex" xmlns:cx5="http://schemas.microsoft.com/office/drawing/2016/5/11/chartex" xmlns:cx6="http://schemas.microsoft.com/office/drawing/2016/5/12/chartex" xmlns:cx7="http://schemas.microsoft.com/office/drawing/2016/5/13/chartex" xmlns:cx8="http://schemas.microsoft.com/office/drawing/2016/5/14/chartex" xmlns:mc="http://schemas.openxmlformats.org/markup-compatibility/2006" xmlns:aink="http://schemas.microsoft.com/office/drawing/2016/ink" xmlns:am3d="http://schemas.microsoft.com/office/drawing/2017/model3d" xmlns:o="urn:schemas-microsoft-com:office:office" xmlns:oel="http://schemas.microsoft.com/office/2019/extlst" xmlns:r="http://schemas.openxmlformats.org/officeDocument/2006/relationships" xmlns:m="http://schemas.openxmlformats.org/officeDocument/2006/math" xmlns:v="urn:schemas-microsoft-com:vml" xmlns:wp14="http://schemas.microsoft.com/office/word/2010/wordprocessingDrawing" xmlns:wp="http://schemas.openxmlformats.org/drawingml/2006/wordprocessingDrawing" xmlns:w10="urn:schemas-microsoft-com:office:word" xmlns:w="http://schemas.openxmlformats.org/wordprocessingml/2006/main" xmlns:w14="http://schemas.microsoft.com/office/word/2010/wordml" xmlns:w15="http://schemas.microsoft.com/office/word/2012/wordml" xmlns:w16cex="http://schemas.microsoft.com/office/word/2018/wordml/cex" xmlns:w16cid="http://schemas.microsoft.com/office/word/2016/wordml/cid" xmlns:w16="http://schemas.microsoft.com/office/word/2018/wordml" xmlns:w16sdtdh="http://schemas.microsoft.com/office/word/2020/wordml/sdtdatahash" xmlns:w16se="http://schemas.microsoft.com/office/word/2015/wordml/symex" xmlns:wpg="http://schemas.microsoft.com/office/word/2010/wordprocessingGroup" xmlns:wpi="http://schemas.microsoft.com/office/word/2010/wordprocessingInk" xmlns:wne="http://schemas.microsoft.com/office/word/2006/wordml" xmlns:wps="http://schemas.microsoft.com/office/word/2010/wordprocessingShape" mc:Ignorable="w14 w15 w16se w16cid w16 w16cex w16sdtdh wp14">
+<w:document xmlns:wpc="http://schemas.microsoft.com/office/word/2010/wordprocessingCanvas" xmlns:cx="http://schemas.microsoft.com/office/drawing/2014/chartex" xmlns:cx1="http://schemas.microsoft.com/office/drawing/2015/9/8/chartex" xmlns:cx2="http://schemas.microsoft.com/office/drawing/2015/10/21/chartex" xmlns:cx3="http://schemas.microsoft.com/office/drawing/2016/5/9/chartex" xmlns:cx4="http://schemas.microsoft.com/office/drawing/2016/5/10/chartex" xmlns:cx5="http://schemas.microsoft.com/office/drawing/2016/5/11/chartex" xmlns:cx6="http://schemas.microsoft.com/office/drawing/2016/5/12/chartex" xmlns:cx7="http://schemas.microsoft.com/office/drawing/2016/5/13/chartex" xmlns:cx8="http://schemas.microsoft.com/office/drawing/2016/5/14/chartex" xmlns:mc="http://schemas.openxmlformats.org/markup-compatibility/2006" xmlns:aink="http://schemas.microsoft.com/office/drawing/2016/ink" xmlns:am3d="http://schemas.microsoft.com/office/drawing/2017/model3d" xmlns:o="urn:schemas-microsoft-com:office:office" xmlns:r="http://schemas.openxmlformats.org/officeDocument/2006/relationships" xmlns:m="http://schemas.openxmlformats.org/officeDocument/2006/math" xmlns:v="urn:schemas-microsoft-com:vml" xmlns:wp14="http://schemas.microsoft.com/office/word/2010/wordprocessingDrawing" xmlns:wp="http://schemas.openxmlformats.org/drawingml/2006/wordprocessingDrawing" xmlns:w10="urn:schemas-microsoft-com:office:word" xmlns:w="http://schemas.openxmlformats.org/wordprocessingml/2006/main" xmlns:w14="http://schemas.microsoft.com/office/word/2010/wordml" xmlns:w15="http://schemas.microsoft.com/office/word/2012/wordml" xmlns:w16cex="http://schemas.microsoft.com/office/word/2018/wordml/cex" xmlns:w16cid="http://schemas.microsoft.com/office/word/2016/wordml/cid" xmlns:w16="http://schemas.microsoft.com/office/word/2018/wordml" xmlns:w16sdtdh="http://schemas.microsoft.com/office/word/2020/wordml/sdtdatahash" xmlns:w16se="http://schemas.microsoft.com/office/word/2015/wordml/symex" xmlns:wpg="http://schemas.microsoft.com/office/word/2010/wordprocessingGroup" xmlns:wpi="http://schemas.microsoft.com/office/word/2010/wordprocessingInk" xmlns:wne="http://schemas.microsoft.com/office/word/2006/wordml" xmlns:wps="http://schemas.microsoft.com/office/word/2010/wordprocessingShape" mc:Ignorable="w14 w15 w16se w16cid w16 w16cex w16sdtdh wp14">
   <w:body>
     <w:p>
       <w:pPr>
@@ -308,6 +308,22 @@
               </w:rPr>
               <w:t>CiudadFecha</w:t>
             </w:r>
+            <w:r>
+              <w:rPr>
+                <w:rFonts w:ascii="Calibri" w:eastAsia="Calibri" w:hAnsi="Calibri" w:cs="Calibri"/>
+                <w:sz w:val="23"/>
+                <w:szCs w:val="23"/>
+              </w:rPr>
+              <w:t>Contrato</w:t>
+            </w:r>
+            <w:r>
+              <w:rPr>
+                <w:rFonts w:ascii="Calibri" w:eastAsia="Calibri" w:hAnsi="Calibri" w:cs="Calibri"/>
+                <w:sz w:val="23"/>
+                <w:szCs w:val="23"/>
+              </w:rPr>
+              <w:t>s</w:t>
+            </w:r>
             <w:proofErr w:type="spellEnd"/>
             <w:r>
               <w:rPr>
@@ -376,7 +392,7 @@
                 <w:sz w:val="23"/>
                 <w:szCs w:val="23"/>
               </w:rPr>
-              <w:t>Ciudad</w:t>
+              <w:t>CiudadF</w:t>
             </w:r>
             <w:r>
               <w:rPr>
@@ -384,7 +400,7 @@
                 <w:sz w:val="23"/>
                 <w:szCs w:val="23"/>
               </w:rPr>
-              <w:t>Firma</w:t>
+              <w:t>irma</w:t>
             </w:r>
             <w:proofErr w:type="spellEnd"/>
             <w:r>
@@ -603,6 +619,16 @@
               </w:rPr>
               <w:t>Ingreso</w:t>
             </w:r>
+            <w:r>
+              <w:rPr>
+                <w:rFonts w:ascii="Calibri" w:eastAsia="Calibri" w:hAnsi="Calibri" w:cs="Calibri"/>
+                <w:b/>
+                <w:bCs/>
+                <w:sz w:val="23"/>
+                <w:szCs w:val="23"/>
+              </w:rPr>
+              <w:t>Mayus</w:t>
+            </w:r>
             <w:proofErr w:type="spellEnd"/>
             <w:r>
               <w:rPr>
@@ -664,7 +690,23 @@
                 <w:b/>
                 <w:bCs/>
               </w:rPr>
-              <w:t>Dos (2) meses</w:t>
+              <w:t>DOS</w:t>
+            </w:r>
+            <w:r>
+              <w:rPr>
+                <w:rFonts w:ascii="Calibri" w:eastAsia="Calibri" w:hAnsi="Calibri" w:cs="Calibri"/>
+                <w:b/>
+                <w:bCs/>
+              </w:rPr>
+              <w:t xml:space="preserve"> (2) </w:t>
+            </w:r>
+            <w:r>
+              <w:rPr>
+                <w:rFonts w:ascii="Calibri" w:eastAsia="Calibri" w:hAnsi="Calibri" w:cs="Calibri"/>
+                <w:b/>
+                <w:bCs/>
+              </w:rPr>
+              <w:t>MESES</w:t>
             </w:r>
           </w:p>
         </w:tc>
@@ -866,11 +908,21 @@
         <w:rPr>
           <w:rFonts w:ascii="Calibri" w:eastAsia="Calibri" w:hAnsi="Calibri" w:cs="Calibri"/>
         </w:rPr>
-        <w:t xml:space="preserve">expedida en </w:t>
-      </w:r>
-      <w:r>
-        <w:rPr>
-          <w:rFonts w:ascii="Calibri" w:eastAsia="Calibri" w:hAnsi="Calibri" w:cs="Calibri"/>
+        <w:t xml:space="preserve">expedida </w:t>
+      </w:r>
+      <w:r>
+        <w:rPr>
+          <w:rFonts w:ascii="Calibri" w:eastAsia="Calibri" w:hAnsi="Calibri" w:cs="Calibri"/>
+          <w:b/>
+          <w:bCs/>
+        </w:rPr>
+        <w:t xml:space="preserve">en </w:t>
+      </w:r>
+      <w:r>
+        <w:rPr>
+          <w:rFonts w:ascii="Calibri" w:eastAsia="Calibri" w:hAnsi="Calibri" w:cs="Calibri"/>
+          <w:b/>
+          <w:bCs/>
           <w:sz w:val="23"/>
           <w:szCs w:val="23"/>
         </w:rPr>
@@ -880,6 +932,8 @@
       <w:r>
         <w:rPr>
           <w:rFonts w:ascii="Calibri" w:eastAsia="Calibri" w:hAnsi="Calibri" w:cs="Calibri"/>
+          <w:b/>
+          <w:bCs/>
           <w:sz w:val="23"/>
           <w:szCs w:val="23"/>
         </w:rPr>
@@ -888,6 +942,8 @@
       <w:r>
         <w:rPr>
           <w:rFonts w:ascii="Calibri" w:eastAsia="Calibri" w:hAnsi="Calibri" w:cs="Calibri"/>
+          <w:b/>
+          <w:bCs/>
           <w:sz w:val="23"/>
           <w:szCs w:val="23"/>
         </w:rPr>
@@ -897,10 +953,20 @@
       <w:r>
         <w:rPr>
           <w:rFonts w:ascii="Calibri" w:eastAsia="Calibri" w:hAnsi="Calibri" w:cs="Calibri"/>
+          <w:b/>
+          <w:bCs/>
           <w:sz w:val="23"/>
           <w:szCs w:val="23"/>
         </w:rPr>
-        <w:t xml:space="preserve">]] </w:t>
+        <w:t>]]</w:t>
+      </w:r>
+      <w:r>
+        <w:rPr>
+          <w:rFonts w:ascii="Calibri" w:eastAsia="Calibri" w:hAnsi="Calibri" w:cs="Calibri"/>
+          <w:sz w:val="23"/>
+          <w:szCs w:val="23"/>
+        </w:rPr>
+        <w:t xml:space="preserve"> </w:t>
       </w:r>
       <w:r>
         <w:rPr>
@@ -1024,7 +1090,7 @@
           <w:tab w:val="left" w:pos="11344"/>
           <w:tab w:val="left" w:pos="12053"/>
         </w:tabs>
-        <w:ind w:left="0" w:firstLine="0"/>
+        <w:ind w:left="1418" w:hanging="1418"/>
         <w:jc w:val="both"/>
         <w:rPr>
           <w:rFonts w:ascii="Calibri" w:eastAsia="Calibri" w:hAnsi="Calibri" w:cs="Calibri"/>
@@ -6463,18 +6529,7 @@
           <w:sz w:val="23"/>
           <w:szCs w:val="23"/>
         </w:rPr>
-        <w:t>]</w:t>
-      </w:r>
-      <w:proofErr w:type="gramStart"/>
-      <w:r>
-        <w:rPr>
-          <w:rFonts w:ascii="Calibri" w:eastAsia="Calibri" w:hAnsi="Calibri" w:cs="Calibri"/>
-          <w:b/>
-          <w:bCs/>
-          <w:sz w:val="23"/>
-          <w:szCs w:val="23"/>
-        </w:rPr>
-        <w:t>]</w:t>
+        <w:t>]]</w:t>
       </w:r>
       <w:r>
         <w:rPr>
@@ -6498,7 +6553,6 @@
         </w:rPr>
         <w:t>fecha</w:t>
       </w:r>
-      <w:proofErr w:type="gramEnd"/>
       <w:r>
         <w:rPr>
           <w:rFonts w:ascii="Calibri" w:eastAsia="Calibri" w:hAnsi="Calibri" w:cs="Calibri"/>
@@ -7312,27 +7366,7 @@
           <w:bCs/>
           <w:color w:val="000000"/>
         </w:rPr>
-        <w:t xml:space="preserve">28. OBLIGACIÓN DE REPORTAR SEÑALES DE </w:t>
-      </w:r>
-      <w:proofErr w:type="gramStart"/>
-      <w:r>
-        <w:rPr>
-          <w:rFonts w:ascii="Calibri" w:eastAsia="Calibri" w:hAnsi="Calibri" w:cs="Calibri"/>
-          <w:b/>
-          <w:bCs/>
-          <w:color w:val="000000"/>
-        </w:rPr>
-        <w:t>ALERTA,  SITUACIONES</w:t>
-      </w:r>
-      <w:proofErr w:type="gramEnd"/>
-      <w:r>
-        <w:rPr>
-          <w:rFonts w:ascii="Calibri" w:eastAsia="Calibri" w:hAnsi="Calibri" w:cs="Calibri"/>
-          <w:b/>
-          <w:bCs/>
-          <w:color w:val="000000"/>
-        </w:rPr>
-        <w:t xml:space="preserve"> U OPERACIONES INUSUALES: </w:t>
+        <w:t xml:space="preserve">28. OBLIGACIÓN DE REPORTAR SEÑALES DE ALERTA,  SITUACIONES U OPERACIONES INUSUALES: </w:t>
       </w:r>
       <w:r>
         <w:rPr>
@@ -7947,16 +7981,7 @@
           <w:b/>
           <w:bCs/>
         </w:rPr>
-        <w:t xml:space="preserve">LAURA CRISTINA CERON MUÑOZ                                       </w:t>
-      </w:r>
-      <w:proofErr w:type="gramStart"/>
-      <w:r>
-        <w:rPr>
-          <w:rFonts w:ascii="Calibri" w:eastAsia="Calibri" w:hAnsi="Calibri" w:cs="Calibri"/>
-          <w:b/>
-          <w:bCs/>
-        </w:rPr>
-        <w:t xml:space="preserve">   </w:t>
+        <w:t xml:space="preserve">LAURA CRISTINA CERON MUÑOZ                                        </w:t>
       </w:r>
       <w:r>
         <w:rPr>
@@ -7966,18 +7991,7 @@
           <w:sz w:val="23"/>
           <w:szCs w:val="23"/>
         </w:rPr>
-        <w:t>[</w:t>
-      </w:r>
-      <w:proofErr w:type="gramEnd"/>
-      <w:r>
-        <w:rPr>
-          <w:rFonts w:ascii="Calibri" w:eastAsia="Calibri" w:hAnsi="Calibri" w:cs="Calibri"/>
-          <w:b/>
-          <w:bCs/>
-          <w:sz w:val="23"/>
-          <w:szCs w:val="23"/>
-        </w:rPr>
-        <w:t>[Nombre]]</w:t>
+        <w:t>[[Nombre]]</w:t>
       </w:r>
       <w:r>
         <w:rPr>
@@ -8265,7 +8279,7 @@
 </file>
 
 <file path=word/endnotes.xml><?xml version="1.0" encoding="utf-8"?>
-<w:endnotes xmlns:wpc="http://schemas.microsoft.com/office/word/2010/wordprocessingCanvas" xmlns:cx="http://schemas.microsoft.com/office/drawing/2014/chartex" xmlns:cx1="http://schemas.microsoft.com/office/drawing/2015/9/8/chartex" xmlns:cx2="http://schemas.microsoft.com/office/drawing/2015/10/21/chartex" xmlns:cx3="http://schemas.microsoft.com/office/drawing/2016/5/9/chartex" xmlns:cx4="http://schemas.microsoft.com/office/drawing/2016/5/10/chartex" xmlns:cx5="http://schemas.microsoft.com/office/drawing/2016/5/11/chartex" xmlns:cx6="http://schemas.microsoft.com/office/drawing/2016/5/12/chartex" xmlns:cx7="http://schemas.microsoft.com/office/drawing/2016/5/13/chartex" xmlns:cx8="http://schemas.microsoft.com/office/drawing/2016/5/14/chartex" xmlns:mc="http://schemas.openxmlformats.org/markup-compatibility/2006" xmlns:aink="http://schemas.microsoft.com/office/drawing/2016/ink" xmlns:am3d="http://schemas.microsoft.com/office/drawing/2017/model3d" xmlns:o="urn:schemas-microsoft-com:office:office" xmlns:oel="http://schemas.microsoft.com/office/2019/extlst" xmlns:r="http://schemas.openxmlformats.org/officeDocument/2006/relationships" xmlns:m="http://schemas.openxmlformats.org/officeDocument/2006/math" xmlns:v="urn:schemas-microsoft-com:vml" xmlns:wp14="http://schemas.microsoft.com/office/word/2010/wordprocessingDrawing" xmlns:wp="http://schemas.openxmlformats.org/drawingml/2006/wordprocessingDrawing" xmlns:w10="urn:schemas-microsoft-com:office:word" xmlns:w="http://schemas.openxmlformats.org/wordprocessingml/2006/main" xmlns:w14="http://schemas.microsoft.com/office/word/2010/wordml" xmlns:w15="http://schemas.microsoft.com/office/word/2012/wordml" xmlns:w16cex="http://schemas.microsoft.com/office/word/2018/wordml/cex" xmlns:w16cid="http://schemas.microsoft.com/office/word/2016/wordml/cid" xmlns:w16="http://schemas.microsoft.com/office/word/2018/wordml" xmlns:w16sdtdh="http://schemas.microsoft.com/office/word/2020/wordml/sdtdatahash" xmlns:w16se="http://schemas.microsoft.com/office/word/2015/wordml/symex" xmlns:wpg="http://schemas.microsoft.com/office/word/2010/wordprocessingGroup" xmlns:wpi="http://schemas.microsoft.com/office/word/2010/wordprocessingInk" xmlns:wne="http://schemas.microsoft.com/office/word/2006/wordml" xmlns:wps="http://schemas.microsoft.com/office/word/2010/wordprocessingShape" mc:Ignorable="w14 w15 w16se w16cid w16 w16cex w16sdtdh wp14">
+<w:endnotes xmlns:wpc="http://schemas.microsoft.com/office/word/2010/wordprocessingCanvas" xmlns:cx="http://schemas.microsoft.com/office/drawing/2014/chartex" xmlns:cx1="http://schemas.microsoft.com/office/drawing/2015/9/8/chartex" xmlns:cx2="http://schemas.microsoft.com/office/drawing/2015/10/21/chartex" xmlns:cx3="http://schemas.microsoft.com/office/drawing/2016/5/9/chartex" xmlns:cx4="http://schemas.microsoft.com/office/drawing/2016/5/10/chartex" xmlns:cx5="http://schemas.microsoft.com/office/drawing/2016/5/11/chartex" xmlns:cx6="http://schemas.microsoft.com/office/drawing/2016/5/12/chartex" xmlns:cx7="http://schemas.microsoft.com/office/drawing/2016/5/13/chartex" xmlns:cx8="http://schemas.microsoft.com/office/drawing/2016/5/14/chartex" xmlns:mc="http://schemas.openxmlformats.org/markup-compatibility/2006" xmlns:aink="http://schemas.microsoft.com/office/drawing/2016/ink" xmlns:am3d="http://schemas.microsoft.com/office/drawing/2017/model3d" xmlns:o="urn:schemas-microsoft-com:office:office" xmlns:r="http://schemas.openxmlformats.org/officeDocument/2006/relationships" xmlns:m="http://schemas.openxmlformats.org/officeDocument/2006/math" xmlns:v="urn:schemas-microsoft-com:vml" xmlns:wp14="http://schemas.microsoft.com/office/word/2010/wordprocessingDrawing" xmlns:wp="http://schemas.openxmlformats.org/drawingml/2006/wordprocessingDrawing" xmlns:w10="urn:schemas-microsoft-com:office:word" xmlns:w="http://schemas.openxmlformats.org/wordprocessingml/2006/main" xmlns:w14="http://schemas.microsoft.com/office/word/2010/wordml" xmlns:w15="http://schemas.microsoft.com/office/word/2012/wordml" xmlns:w16cex="http://schemas.microsoft.com/office/word/2018/wordml/cex" xmlns:w16cid="http://schemas.microsoft.com/office/word/2016/wordml/cid" xmlns:w16="http://schemas.microsoft.com/office/word/2018/wordml" xmlns:w16sdtdh="http://schemas.microsoft.com/office/word/2020/wordml/sdtdatahash" xmlns:w16se="http://schemas.microsoft.com/office/word/2015/wordml/symex" xmlns:wpg="http://schemas.microsoft.com/office/word/2010/wordprocessingGroup" xmlns:wpi="http://schemas.microsoft.com/office/word/2010/wordprocessingInk" xmlns:wne="http://schemas.microsoft.com/office/word/2006/wordml" xmlns:wps="http://schemas.microsoft.com/office/word/2010/wordprocessingShape" mc:Ignorable="w14 w15 w16se w16cid w16 w16cex w16sdtdh wp14">
   <w:endnote w:type="separator" w:id="-1">
     <w:p>
       <w:r>
@@ -8284,7 +8298,7 @@
 </file>
 
 <file path=word/footer1.xml><?xml version="1.0" encoding="utf-8"?>
-<w:ftr xmlns:wpc="http://schemas.microsoft.com/office/word/2010/wordprocessingCanvas" xmlns:cx="http://schemas.microsoft.com/office/drawing/2014/chartex" xmlns:cx1="http://schemas.microsoft.com/office/drawing/2015/9/8/chartex" xmlns:cx2="http://schemas.microsoft.com/office/drawing/2015/10/21/chartex" xmlns:cx3="http://schemas.microsoft.com/office/drawing/2016/5/9/chartex" xmlns:cx4="http://schemas.microsoft.com/office/drawing/2016/5/10/chartex" xmlns:cx5="http://schemas.microsoft.com/office/drawing/2016/5/11/chartex" xmlns:cx6="http://schemas.microsoft.com/office/drawing/2016/5/12/chartex" xmlns:cx7="http://schemas.microsoft.com/office/drawing/2016/5/13/chartex" xmlns:cx8="http://schemas.microsoft.com/office/drawing/2016/5/14/chartex" xmlns:mc="http://schemas.openxmlformats.org/markup-compatibility/2006" xmlns:aink="http://schemas.microsoft.com/office/drawing/2016/ink" xmlns:am3d="http://schemas.microsoft.com/office/drawing/2017/model3d" xmlns:o="urn:schemas-microsoft-com:office:office" xmlns:oel="http://schemas.microsoft.com/office/2019/extlst" xmlns:r="http://schemas.openxmlformats.org/officeDocument/2006/relationships" xmlns:m="http://schemas.openxmlformats.org/officeDocument/2006/math" xmlns:v="urn:schemas-microsoft-com:vml" xmlns:wp14="http://schemas.microsoft.com/office/word/2010/wordprocessingDrawing" xmlns:wp="http://schemas.openxmlformats.org/drawingml/2006/wordprocessingDrawing" xmlns:w10="urn:schemas-microsoft-com:office:word" xmlns:w="http://schemas.openxmlformats.org/wordprocessingml/2006/main" xmlns:w14="http://schemas.microsoft.com/office/word/2010/wordml" xmlns:w15="http://schemas.microsoft.com/office/word/2012/wordml" xmlns:w16cex="http://schemas.microsoft.com/office/word/2018/wordml/cex" xmlns:w16cid="http://schemas.microsoft.com/office/word/2016/wordml/cid" xmlns:w16="http://schemas.microsoft.com/office/word/2018/wordml" xmlns:w16sdtdh="http://schemas.microsoft.com/office/word/2020/wordml/sdtdatahash" xmlns:w16se="http://schemas.microsoft.com/office/word/2015/wordml/symex" xmlns:wpg="http://schemas.microsoft.com/office/word/2010/wordprocessingGroup" xmlns:wpi="http://schemas.microsoft.com/office/word/2010/wordprocessingInk" xmlns:wne="http://schemas.microsoft.com/office/word/2006/wordml" xmlns:wps="http://schemas.microsoft.com/office/word/2010/wordprocessingShape" mc:Ignorable="w14 w15 w16se w16cid w16 w16cex w16sdtdh wp14">
+<w:ftr xmlns:wpc="http://schemas.microsoft.com/office/word/2010/wordprocessingCanvas" xmlns:cx="http://schemas.microsoft.com/office/drawing/2014/chartex" xmlns:cx1="http://schemas.microsoft.com/office/drawing/2015/9/8/chartex" xmlns:cx2="http://schemas.microsoft.com/office/drawing/2015/10/21/chartex" xmlns:cx3="http://schemas.microsoft.com/office/drawing/2016/5/9/chartex" xmlns:cx4="http://schemas.microsoft.com/office/drawing/2016/5/10/chartex" xmlns:cx5="http://schemas.microsoft.com/office/drawing/2016/5/11/chartex" xmlns:cx6="http://schemas.microsoft.com/office/drawing/2016/5/12/chartex" xmlns:cx7="http://schemas.microsoft.com/office/drawing/2016/5/13/chartex" xmlns:cx8="http://schemas.microsoft.com/office/drawing/2016/5/14/chartex" xmlns:mc="http://schemas.openxmlformats.org/markup-compatibility/2006" xmlns:aink="http://schemas.microsoft.com/office/drawing/2016/ink" xmlns:am3d="http://schemas.microsoft.com/office/drawing/2017/model3d" xmlns:o="urn:schemas-microsoft-com:office:office" xmlns:r="http://schemas.openxmlformats.org/officeDocument/2006/relationships" xmlns:m="http://schemas.openxmlformats.org/officeDocument/2006/math" xmlns:v="urn:schemas-microsoft-com:vml" xmlns:wp14="http://schemas.microsoft.com/office/word/2010/wordprocessingDrawing" xmlns:wp="http://schemas.openxmlformats.org/drawingml/2006/wordprocessingDrawing" xmlns:w10="urn:schemas-microsoft-com:office:word" xmlns:w="http://schemas.openxmlformats.org/wordprocessingml/2006/main" xmlns:w14="http://schemas.microsoft.com/office/word/2010/wordml" xmlns:w15="http://schemas.microsoft.com/office/word/2012/wordml" xmlns:w16cex="http://schemas.microsoft.com/office/word/2018/wordml/cex" xmlns:w16cid="http://schemas.microsoft.com/office/word/2016/wordml/cid" xmlns:w16="http://schemas.microsoft.com/office/word/2018/wordml" xmlns:w16sdtdh="http://schemas.microsoft.com/office/word/2020/wordml/sdtdatahash" xmlns:w16se="http://schemas.microsoft.com/office/word/2015/wordml/symex" xmlns:wpg="http://schemas.microsoft.com/office/word/2010/wordprocessingGroup" xmlns:wpi="http://schemas.microsoft.com/office/word/2010/wordprocessingInk" xmlns:wne="http://schemas.microsoft.com/office/word/2006/wordml" xmlns:wps="http://schemas.microsoft.com/office/word/2010/wordprocessingShape" mc:Ignorable="w14 w15 w16se w16cid w16 w16cex w16sdtdh wp14">
   <w:p>
     <w:pPr>
       <w:pBdr>
@@ -8354,7 +8368,7 @@
 </file>
 
 <file path=word/footnotes.xml><?xml version="1.0" encoding="utf-8"?>
-<w:footnotes xmlns:wpc="http://schemas.microsoft.com/office/word/2010/wordprocessingCanvas" xmlns:cx="http://schemas.microsoft.com/office/drawing/2014/chartex" xmlns:cx1="http://schemas.microsoft.com/office/drawing/2015/9/8/chartex" xmlns:cx2="http://schemas.microsoft.com/office/drawing/2015/10/21/chartex" xmlns:cx3="http://schemas.microsoft.com/office/drawing/2016/5/9/chartex" xmlns:cx4="http://schemas.microsoft.com/office/drawing/2016/5/10/chartex" xmlns:cx5="http://schemas.microsoft.com/office/drawing/2016/5/11/chartex" xmlns:cx6="http://schemas.microsoft.com/office/drawing/2016/5/12/chartex" xmlns:cx7="http://schemas.microsoft.com/office/drawing/2016/5/13/chartex" xmlns:cx8="http://schemas.microsoft.com/office/drawing/2016/5/14/chartex" xmlns:mc="http://schemas.openxmlformats.org/markup-compatibility/2006" xmlns:aink="http://schemas.microsoft.com/office/drawing/2016/ink" xmlns:am3d="http://schemas.microsoft.com/office/drawing/2017/model3d" xmlns:o="urn:schemas-microsoft-com:office:office" xmlns:oel="http://schemas.microsoft.com/office/2019/extlst" xmlns:r="http://schemas.openxmlformats.org/officeDocument/2006/relationships" xmlns:m="http://schemas.openxmlformats.org/officeDocument/2006/math" xmlns:v="urn:schemas-microsoft-com:vml" xmlns:wp14="http://schemas.microsoft.com/office/word/2010/wordprocessingDrawing" xmlns:wp="http://schemas.openxmlformats.org/drawingml/2006/wordprocessingDrawing" xmlns:w10="urn:schemas-microsoft-com:office:word" xmlns:w="http://schemas.openxmlformats.org/wordprocessingml/2006/main" xmlns:w14="http://schemas.microsoft.com/office/word/2010/wordml" xmlns:w15="http://schemas.microsoft.com/office/word/2012/wordml" xmlns:w16cex="http://schemas.microsoft.com/office/word/2018/wordml/cex" xmlns:w16cid="http://schemas.microsoft.com/office/word/2016/wordml/cid" xmlns:w16="http://schemas.microsoft.com/office/word/2018/wordml" xmlns:w16sdtdh="http://schemas.microsoft.com/office/word/2020/wordml/sdtdatahash" xmlns:w16se="http://schemas.microsoft.com/office/word/2015/wordml/symex" xmlns:wpg="http://schemas.microsoft.com/office/word/2010/wordprocessingGroup" xmlns:wpi="http://schemas.microsoft.com/office/word/2010/wordprocessingInk" xmlns:wne="http://schemas.microsoft.com/office/word/2006/wordml" xmlns:wps="http://schemas.microsoft.com/office/word/2010/wordprocessingShape" mc:Ignorable="w14 w15 w16se w16cid w16 w16cex w16sdtdh wp14">
+<w:footnotes xmlns:wpc="http://schemas.microsoft.com/office/word/2010/wordprocessingCanvas" xmlns:cx="http://schemas.microsoft.com/office/drawing/2014/chartex" xmlns:cx1="http://schemas.microsoft.com/office/drawing/2015/9/8/chartex" xmlns:cx2="http://schemas.microsoft.com/office/drawing/2015/10/21/chartex" xmlns:cx3="http://schemas.microsoft.com/office/drawing/2016/5/9/chartex" xmlns:cx4="http://schemas.microsoft.com/office/drawing/2016/5/10/chartex" xmlns:cx5="http://schemas.microsoft.com/office/drawing/2016/5/11/chartex" xmlns:cx6="http://schemas.microsoft.com/office/drawing/2016/5/12/chartex" xmlns:cx7="http://schemas.microsoft.com/office/drawing/2016/5/13/chartex" xmlns:cx8="http://schemas.microsoft.com/office/drawing/2016/5/14/chartex" xmlns:mc="http://schemas.openxmlformats.org/markup-compatibility/2006" xmlns:aink="http://schemas.microsoft.com/office/drawing/2016/ink" xmlns:am3d="http://schemas.microsoft.com/office/drawing/2017/model3d" xmlns:o="urn:schemas-microsoft-com:office:office" xmlns:r="http://schemas.openxmlformats.org/officeDocument/2006/relationships" xmlns:m="http://schemas.openxmlformats.org/officeDocument/2006/math" xmlns:v="urn:schemas-microsoft-com:vml" xmlns:wp14="http://schemas.microsoft.com/office/word/2010/wordprocessingDrawing" xmlns:wp="http://schemas.openxmlformats.org/drawingml/2006/wordprocessingDrawing" xmlns:w10="urn:schemas-microsoft-com:office:word" xmlns:w="http://schemas.openxmlformats.org/wordprocessingml/2006/main" xmlns:w14="http://schemas.microsoft.com/office/word/2010/wordml" xmlns:w15="http://schemas.microsoft.com/office/word/2012/wordml" xmlns:w16cex="http://schemas.microsoft.com/office/word/2018/wordml/cex" xmlns:w16cid="http://schemas.microsoft.com/office/word/2016/wordml/cid" xmlns:w16="http://schemas.microsoft.com/office/word/2018/wordml" xmlns:w16sdtdh="http://schemas.microsoft.com/office/word/2020/wordml/sdtdatahash" xmlns:w16se="http://schemas.microsoft.com/office/word/2015/wordml/symex" xmlns:wpg="http://schemas.microsoft.com/office/word/2010/wordprocessingGroup" xmlns:wpi="http://schemas.microsoft.com/office/word/2010/wordprocessingInk" xmlns:wne="http://schemas.microsoft.com/office/word/2006/wordml" xmlns:wps="http://schemas.microsoft.com/office/word/2010/wordprocessingShape" mc:Ignorable="w14 w15 w16se w16cid w16 w16cex w16sdtdh wp14">
   <w:footnote w:type="separator" w:id="-1">
     <w:p>
       <w:r>
@@ -8373,7 +8387,7 @@
 </file>
 
 <file path=word/header1.xml><?xml version="1.0" encoding="utf-8"?>
-<w:hdr xmlns:wpc="http://schemas.microsoft.com/office/word/2010/wordprocessingCanvas" xmlns:cx="http://schemas.microsoft.com/office/drawing/2014/chartex" xmlns:cx1="http://schemas.microsoft.com/office/drawing/2015/9/8/chartex" xmlns:cx2="http://schemas.microsoft.com/office/drawing/2015/10/21/chartex" xmlns:cx3="http://schemas.microsoft.com/office/drawing/2016/5/9/chartex" xmlns:cx4="http://schemas.microsoft.com/office/drawing/2016/5/10/chartex" xmlns:cx5="http://schemas.microsoft.com/office/drawing/2016/5/11/chartex" xmlns:cx6="http://schemas.microsoft.com/office/drawing/2016/5/12/chartex" xmlns:cx7="http://schemas.microsoft.com/office/drawing/2016/5/13/chartex" xmlns:cx8="http://schemas.microsoft.com/office/drawing/2016/5/14/chartex" xmlns:mc="http://schemas.openxmlformats.org/markup-compatibility/2006" xmlns:aink="http://schemas.microsoft.com/office/drawing/2016/ink" xmlns:am3d="http://schemas.microsoft.com/office/drawing/2017/model3d" xmlns:o="urn:schemas-microsoft-com:office:office" xmlns:oel="http://schemas.microsoft.com/office/2019/extlst" xmlns:r="http://schemas.openxmlformats.org/officeDocument/2006/relationships" xmlns:m="http://schemas.openxmlformats.org/officeDocument/2006/math" xmlns:v="urn:schemas-microsoft-com:vml" xmlns:wp14="http://schemas.microsoft.com/office/word/2010/wordprocessingDrawing" xmlns:wp="http://schemas.openxmlformats.org/drawingml/2006/wordprocessingDrawing" xmlns:w10="urn:schemas-microsoft-com:office:word" xmlns:w="http://schemas.openxmlformats.org/wordprocessingml/2006/main" xmlns:w14="http://schemas.microsoft.com/office/word/2010/wordml" xmlns:w15="http://schemas.microsoft.com/office/word/2012/wordml" xmlns:w16cex="http://schemas.microsoft.com/office/word/2018/wordml/cex" xmlns:w16cid="http://schemas.microsoft.com/office/word/2016/wordml/cid" xmlns:w16="http://schemas.microsoft.com/office/word/2018/wordml" xmlns:w16sdtdh="http://schemas.microsoft.com/office/word/2020/wordml/sdtdatahash" xmlns:w16se="http://schemas.microsoft.com/office/word/2015/wordml/symex" xmlns:wpg="http://schemas.microsoft.com/office/word/2010/wordprocessingGroup" xmlns:wpi="http://schemas.microsoft.com/office/word/2010/wordprocessingInk" xmlns:wne="http://schemas.microsoft.com/office/word/2006/wordml" xmlns:wps="http://schemas.microsoft.com/office/word/2010/wordprocessingShape" mc:Ignorable="w14 w15 w16se w16cid w16 w16cex w16sdtdh wp14">
+<w:hdr xmlns:wpc="http://schemas.microsoft.com/office/word/2010/wordprocessingCanvas" xmlns:cx="http://schemas.microsoft.com/office/drawing/2014/chartex" xmlns:cx1="http://schemas.microsoft.com/office/drawing/2015/9/8/chartex" xmlns:cx2="http://schemas.microsoft.com/office/drawing/2015/10/21/chartex" xmlns:cx3="http://schemas.microsoft.com/office/drawing/2016/5/9/chartex" xmlns:cx4="http://schemas.microsoft.com/office/drawing/2016/5/10/chartex" xmlns:cx5="http://schemas.microsoft.com/office/drawing/2016/5/11/chartex" xmlns:cx6="http://schemas.microsoft.com/office/drawing/2016/5/12/chartex" xmlns:cx7="http://schemas.microsoft.com/office/drawing/2016/5/13/chartex" xmlns:cx8="http://schemas.microsoft.com/office/drawing/2016/5/14/chartex" xmlns:mc="http://schemas.openxmlformats.org/markup-compatibility/2006" xmlns:aink="http://schemas.microsoft.com/office/drawing/2016/ink" xmlns:am3d="http://schemas.microsoft.com/office/drawing/2017/model3d" xmlns:o="urn:schemas-microsoft-com:office:office" xmlns:r="http://schemas.openxmlformats.org/officeDocument/2006/relationships" xmlns:m="http://schemas.openxmlformats.org/officeDocument/2006/math" xmlns:v="urn:schemas-microsoft-com:vml" xmlns:wp14="http://schemas.microsoft.com/office/word/2010/wordprocessingDrawing" xmlns:wp="http://schemas.openxmlformats.org/drawingml/2006/wordprocessingDrawing" xmlns:w10="urn:schemas-microsoft-com:office:word" xmlns:w="http://schemas.openxmlformats.org/wordprocessingml/2006/main" xmlns:w14="http://schemas.microsoft.com/office/word/2010/wordml" xmlns:w15="http://schemas.microsoft.com/office/word/2012/wordml" xmlns:w16cex="http://schemas.microsoft.com/office/word/2018/wordml/cex" xmlns:w16cid="http://schemas.microsoft.com/office/word/2016/wordml/cid" xmlns:w16="http://schemas.microsoft.com/office/word/2018/wordml" xmlns:w16sdtdh="http://schemas.microsoft.com/office/word/2020/wordml/sdtdatahash" xmlns:w16se="http://schemas.microsoft.com/office/word/2015/wordml/symex" xmlns:wpg="http://schemas.microsoft.com/office/word/2010/wordprocessingGroup" xmlns:wpi="http://schemas.microsoft.com/office/word/2010/wordprocessingInk" xmlns:wne="http://schemas.microsoft.com/office/word/2006/wordml" xmlns:wps="http://schemas.microsoft.com/office/word/2010/wordprocessingShape" mc:Ignorable="w14 w15 w16se w16cid w16 w16cex w16sdtdh wp14">
   <w:p>
     <w:pPr>
       <w:tabs>
@@ -8578,7 +8592,7 @@
 </file>
 
 <file path=word/numbering.xml><?xml version="1.0" encoding="utf-8"?>
-<w:numbering xmlns:wpc="http://schemas.microsoft.com/office/word/2010/wordprocessingCanvas" xmlns:cx="http://schemas.microsoft.com/office/drawing/2014/chartex" xmlns:cx1="http://schemas.microsoft.com/office/drawing/2015/9/8/chartex" xmlns:cx2="http://schemas.microsoft.com/office/drawing/2015/10/21/chartex" xmlns:cx3="http://schemas.microsoft.com/office/drawing/2016/5/9/chartex" xmlns:cx4="http://schemas.microsoft.com/office/drawing/2016/5/10/chartex" xmlns:cx5="http://schemas.microsoft.com/office/drawing/2016/5/11/chartex" xmlns:cx6="http://schemas.microsoft.com/office/drawing/2016/5/12/chartex" xmlns:cx7="http://schemas.microsoft.com/office/drawing/2016/5/13/chartex" xmlns:cx8="http://schemas.microsoft.com/office/drawing/2016/5/14/chartex" xmlns:mc="http://schemas.openxmlformats.org/markup-compatibility/2006" xmlns:aink="http://schemas.microsoft.com/office/drawing/2016/ink" xmlns:am3d="http://schemas.microsoft.com/office/drawing/2017/model3d" xmlns:o="urn:schemas-microsoft-com:office:office" xmlns:oel="http://schemas.microsoft.com/office/2019/extlst" xmlns:r="http://schemas.openxmlformats.org/officeDocument/2006/relationships" xmlns:m="http://schemas.openxmlformats.org/officeDocument/2006/math" xmlns:v="urn:schemas-microsoft-com:vml" xmlns:wp14="http://schemas.microsoft.com/office/word/2010/wordprocessingDrawing" xmlns:wp="http://schemas.openxmlformats.org/drawingml/2006/wordprocessingDrawing" xmlns:w10="urn:schemas-microsoft-com:office:word" xmlns:w="http://schemas.openxmlformats.org/wordprocessingml/2006/main" xmlns:w14="http://schemas.microsoft.com/office/word/2010/wordml" xmlns:w15="http://schemas.microsoft.com/office/word/2012/wordml" xmlns:w16cex="http://schemas.microsoft.com/office/word/2018/wordml/cex" xmlns:w16cid="http://schemas.microsoft.com/office/word/2016/wordml/cid" xmlns:w16="http://schemas.microsoft.com/office/word/2018/wordml" xmlns:w16sdtdh="http://schemas.microsoft.com/office/word/2020/wordml/sdtdatahash" xmlns:w16se="http://schemas.microsoft.com/office/word/2015/wordml/symex" xmlns:wpg="http://schemas.microsoft.com/office/word/2010/wordprocessingGroup" xmlns:wpi="http://schemas.microsoft.com/office/word/2010/wordprocessingInk" xmlns:wne="http://schemas.microsoft.com/office/word/2006/wordml" xmlns:wps="http://schemas.microsoft.com/office/word/2010/wordprocessingShape" mc:Ignorable="w14 w15 w16se w16cid w16 w16cex w16sdtdh wp14">
+<w:numbering xmlns:wpc="http://schemas.microsoft.com/office/word/2010/wordprocessingCanvas" xmlns:cx="http://schemas.microsoft.com/office/drawing/2014/chartex" xmlns:cx1="http://schemas.microsoft.com/office/drawing/2015/9/8/chartex" xmlns:cx2="http://schemas.microsoft.com/office/drawing/2015/10/21/chartex" xmlns:cx3="http://schemas.microsoft.com/office/drawing/2016/5/9/chartex" xmlns:cx4="http://schemas.microsoft.com/office/drawing/2016/5/10/chartex" xmlns:cx5="http://schemas.microsoft.com/office/drawing/2016/5/11/chartex" xmlns:cx6="http://schemas.microsoft.com/office/drawing/2016/5/12/chartex" xmlns:cx7="http://schemas.microsoft.com/office/drawing/2016/5/13/chartex" xmlns:cx8="http://schemas.microsoft.com/office/drawing/2016/5/14/chartex" xmlns:mc="http://schemas.openxmlformats.org/markup-compatibility/2006" xmlns:aink="http://schemas.microsoft.com/office/drawing/2016/ink" xmlns:am3d="http://schemas.microsoft.com/office/drawing/2017/model3d" xmlns:o="urn:schemas-microsoft-com:office:office" xmlns:r="http://schemas.openxmlformats.org/officeDocument/2006/relationships" xmlns:m="http://schemas.openxmlformats.org/officeDocument/2006/math" xmlns:v="urn:schemas-microsoft-com:vml" xmlns:wp14="http://schemas.microsoft.com/office/word/2010/wordprocessingDrawing" xmlns:wp="http://schemas.openxmlformats.org/drawingml/2006/wordprocessingDrawing" xmlns:w10="urn:schemas-microsoft-com:office:word" xmlns:w="http://schemas.openxmlformats.org/wordprocessingml/2006/main" xmlns:w14="http://schemas.microsoft.com/office/word/2010/wordml" xmlns:w15="http://schemas.microsoft.com/office/word/2012/wordml" xmlns:w16cex="http://schemas.microsoft.com/office/word/2018/wordml/cex" xmlns:w16cid="http://schemas.microsoft.com/office/word/2016/wordml/cid" xmlns:w16="http://schemas.microsoft.com/office/word/2018/wordml" xmlns:w16sdtdh="http://schemas.microsoft.com/office/word/2020/wordml/sdtdatahash" xmlns:w16se="http://schemas.microsoft.com/office/word/2015/wordml/symex" xmlns:wpg="http://schemas.microsoft.com/office/word/2010/wordprocessingGroup" xmlns:wpi="http://schemas.microsoft.com/office/word/2010/wordprocessingInk" xmlns:wne="http://schemas.microsoft.com/office/word/2006/wordml" xmlns:wps="http://schemas.microsoft.com/office/word/2010/wordprocessingShape" mc:Ignorable="w14 w15 w16se w16cid w16 w16cex w16sdtdh wp14">
   <w:abstractNum w:abstractNumId="0" w15:restartNumberingAfterBreak="0">
     <w:nsid w:val="013871F4"/>
     <w:multiLevelType w:val="multilevel"/>
@@ -8954,16 +8968,16 @@
       </w:pPr>
     </w:lvl>
   </w:abstractNum>
-  <w:num w:numId="1" w16cid:durableId="1773548244">
+  <w:num w:numId="1">
     <w:abstractNumId w:val="2"/>
   </w:num>
-  <w:num w:numId="2" w16cid:durableId="590086739">
+  <w:num w:numId="2">
     <w:abstractNumId w:val="3"/>
   </w:num>
-  <w:num w:numId="3" w16cid:durableId="1040743120">
+  <w:num w:numId="3">
     <w:abstractNumId w:val="1"/>
   </w:num>
-  <w:num w:numId="4" w16cid:durableId="445272083">
+  <w:num w:numId="4">
     <w:abstractNumId w:val="0"/>
   </w:num>
 </w:numbering>

--- a/webapp/templates/word/Contrato_Termino_Indefinido_Diaco.docx
+++ b/webapp/templates/word/Contrato_Termino_Indefinido_Diaco.docx
@@ -68,8 +68,6 @@
             <w:pPr>
               <w:rPr>
                 <w:rFonts w:ascii="Calibri" w:eastAsia="Calibri" w:hAnsi="Calibri" w:cs="Calibri"/>
-                <w:b/>
-                <w:bCs/>
               </w:rPr>
             </w:pPr>
             <w:r>
@@ -118,15 +116,11 @@
             <w:pPr>
               <w:rPr>
                 <w:rFonts w:ascii="Calibri" w:eastAsia="Calibri" w:hAnsi="Calibri" w:cs="Calibri"/>
-                <w:b/>
-                <w:bCs/>
               </w:rPr>
             </w:pPr>
             <w:r>
               <w:rPr>
                 <w:rFonts w:ascii="Calibri" w:eastAsia="Calibri" w:hAnsi="Calibri" w:cs="Calibri"/>
-                <w:b/>
-                <w:bCs/>
                 <w:sz w:val="23"/>
                 <w:szCs w:val="23"/>
               </w:rPr>
@@ -135,8 +129,6 @@
             <w:r>
               <w:rPr>
                 <w:rFonts w:ascii="Calibri" w:eastAsia="Calibri" w:hAnsi="Calibri" w:cs="Calibri"/>
-                <w:b/>
-                <w:bCs/>
               </w:rPr>
               <w:t xml:space="preserve"> </w:t>
             </w:r>
@@ -179,15 +171,11 @@
             <w:pPr>
               <w:rPr>
                 <w:rFonts w:ascii="Calibri" w:eastAsia="Calibri" w:hAnsi="Calibri" w:cs="Calibri"/>
-                <w:b/>
-                <w:bCs/>
               </w:rPr>
             </w:pPr>
             <w:r>
               <w:rPr>
                 <w:rFonts w:ascii="Calibri" w:eastAsia="Calibri" w:hAnsi="Calibri" w:cs="Calibri"/>
-                <w:b/>
-                <w:bCs/>
                 <w:sz w:val="23"/>
                 <w:szCs w:val="23"/>
               </w:rPr>
@@ -233,15 +221,11 @@
             <w:pPr>
               <w:rPr>
                 <w:rFonts w:ascii="Calibri" w:eastAsia="Calibri" w:hAnsi="Calibri" w:cs="Calibri"/>
-                <w:b/>
-                <w:bCs/>
               </w:rPr>
             </w:pPr>
             <w:r>
               <w:rPr>
                 <w:rFonts w:ascii="Calibri" w:eastAsia="Calibri" w:hAnsi="Calibri" w:cs="Calibri"/>
-                <w:b/>
-                <w:bCs/>
                 <w:sz w:val="23"/>
                 <w:szCs w:val="23"/>
               </w:rPr>
@@ -287,8 +271,6 @@
             <w:pPr>
               <w:rPr>
                 <w:rFonts w:ascii="Calibri" w:eastAsia="Calibri" w:hAnsi="Calibri" w:cs="Calibri"/>
-                <w:b/>
-                <w:bCs/>
               </w:rPr>
             </w:pPr>
             <w:r>
@@ -373,8 +355,6 @@
             <w:pPr>
               <w:rPr>
                 <w:rFonts w:ascii="Calibri" w:eastAsia="Calibri" w:hAnsi="Calibri" w:cs="Calibri"/>
-                <w:b/>
-                <w:bCs/>
               </w:rPr>
             </w:pPr>
             <w:r>
@@ -454,15 +434,11 @@
             <w:pPr>
               <w:rPr>
                 <w:rFonts w:ascii="Calibri" w:eastAsia="Calibri" w:hAnsi="Calibri" w:cs="Calibri"/>
-                <w:b/>
-                <w:bCs/>
               </w:rPr>
             </w:pPr>
             <w:r>
               <w:rPr>
                 <w:rFonts w:ascii="Calibri" w:eastAsia="Calibri" w:hAnsi="Calibri" w:cs="Calibri"/>
-                <w:b/>
-                <w:bCs/>
                 <w:sz w:val="23"/>
                 <w:szCs w:val="23"/>
               </w:rPr>
@@ -508,15 +484,11 @@
             <w:pPr>
               <w:rPr>
                 <w:rFonts w:ascii="Calibri" w:eastAsia="Calibri" w:hAnsi="Calibri" w:cs="Calibri"/>
-                <w:b/>
-                <w:bCs/>
               </w:rPr>
             </w:pPr>
             <w:r>
               <w:rPr>
                 <w:rFonts w:ascii="Calibri" w:eastAsia="Calibri" w:hAnsi="Calibri" w:cs="Calibri"/>
-                <w:b/>
-                <w:bCs/>
                 <w:sz w:val="23"/>
                 <w:szCs w:val="23"/>
               </w:rPr>
@@ -526,8 +498,6 @@
             <w:r>
               <w:rPr>
                 <w:rFonts w:ascii="Calibri" w:eastAsia="Calibri" w:hAnsi="Calibri" w:cs="Calibri"/>
-                <w:b/>
-                <w:bCs/>
                 <w:sz w:val="23"/>
                 <w:szCs w:val="23"/>
               </w:rPr>
@@ -537,8 +507,6 @@
             <w:r>
               <w:rPr>
                 <w:rFonts w:ascii="Calibri" w:eastAsia="Calibri" w:hAnsi="Calibri" w:cs="Calibri"/>
-                <w:b/>
-                <w:bCs/>
                 <w:sz w:val="23"/>
                 <w:szCs w:val="23"/>
               </w:rPr>
@@ -584,15 +552,11 @@
             <w:pPr>
               <w:rPr>
                 <w:rFonts w:ascii="Calibri" w:eastAsia="Calibri" w:hAnsi="Calibri" w:cs="Calibri"/>
-                <w:b/>
-                <w:bCs/>
               </w:rPr>
             </w:pPr>
             <w:r>
               <w:rPr>
                 <w:rFonts w:ascii="Calibri" w:eastAsia="Calibri" w:hAnsi="Calibri" w:cs="Calibri"/>
-                <w:b/>
-                <w:bCs/>
                 <w:sz w:val="23"/>
                 <w:szCs w:val="23"/>
               </w:rPr>
@@ -602,8 +566,6 @@
             <w:r>
               <w:rPr>
                 <w:rFonts w:ascii="Calibri" w:eastAsia="Calibri" w:hAnsi="Calibri" w:cs="Calibri"/>
-                <w:b/>
-                <w:bCs/>
                 <w:sz w:val="23"/>
                 <w:szCs w:val="23"/>
               </w:rPr>
@@ -612,8 +574,6 @@
             <w:r>
               <w:rPr>
                 <w:rFonts w:ascii="Calibri" w:eastAsia="Calibri" w:hAnsi="Calibri" w:cs="Calibri"/>
-                <w:b/>
-                <w:bCs/>
                 <w:sz w:val="23"/>
                 <w:szCs w:val="23"/>
               </w:rPr>
@@ -622,8 +582,6 @@
             <w:r>
               <w:rPr>
                 <w:rFonts w:ascii="Calibri" w:eastAsia="Calibri" w:hAnsi="Calibri" w:cs="Calibri"/>
-                <w:b/>
-                <w:bCs/>
                 <w:sz w:val="23"/>
                 <w:szCs w:val="23"/>
               </w:rPr>
@@ -633,8 +591,6 @@
             <w:r>
               <w:rPr>
                 <w:rFonts w:ascii="Calibri" w:eastAsia="Calibri" w:hAnsi="Calibri" w:cs="Calibri"/>
-                <w:b/>
-                <w:bCs/>
                 <w:sz w:val="23"/>
                 <w:szCs w:val="23"/>
               </w:rPr>
@@ -680,31 +636,23 @@
             <w:pPr>
               <w:rPr>
                 <w:rFonts w:ascii="Calibri" w:eastAsia="Calibri" w:hAnsi="Calibri" w:cs="Calibri"/>
-                <w:b/>
-                <w:bCs/>
               </w:rPr>
             </w:pPr>
             <w:r>
               <w:rPr>
                 <w:rFonts w:ascii="Calibri" w:eastAsia="Calibri" w:hAnsi="Calibri" w:cs="Calibri"/>
-                <w:b/>
-                <w:bCs/>
               </w:rPr>
               <w:t>DOS</w:t>
             </w:r>
             <w:r>
               <w:rPr>
                 <w:rFonts w:ascii="Calibri" w:eastAsia="Calibri" w:hAnsi="Calibri" w:cs="Calibri"/>
-                <w:b/>
-                <w:bCs/>
               </w:rPr>
               <w:t xml:space="preserve"> (2) </w:t>
             </w:r>
             <w:r>
               <w:rPr>
                 <w:rFonts w:ascii="Calibri" w:eastAsia="Calibri" w:hAnsi="Calibri" w:cs="Calibri"/>
-                <w:b/>
-                <w:bCs/>
               </w:rPr>
               <w:t>MESES</w:t>
             </w:r>
@@ -749,15 +697,11 @@
             <w:pPr>
               <w:rPr>
                 <w:rFonts w:ascii="Calibri" w:eastAsia="Calibri" w:hAnsi="Calibri" w:cs="Calibri"/>
-                <w:b/>
-                <w:bCs/>
               </w:rPr>
             </w:pPr>
             <w:r>
               <w:rPr>
                 <w:rFonts w:ascii="Calibri" w:eastAsia="Calibri" w:hAnsi="Calibri" w:cs="Calibri"/>
-                <w:b/>
-                <w:bCs/>
               </w:rPr>
               <w:t>TÉRMINO INDEFINIDO</w:t>
             </w:r>

--- a/webapp/templates/word/Contrato_Termino_Indefinido_Diaco.docx
+++ b/webapp/templates/word/Contrato_Termino_Indefinido_Diaco.docx
@@ -28,8 +28,8 @@
         <w:tblLook w:val="0000" w:firstRow="0" w:lastRow="0" w:firstColumn="0" w:lastColumn="0" w:noHBand="0" w:noVBand="0"/>
       </w:tblPr>
       <w:tblGrid>
-        <w:gridCol w:w="3657"/>
-        <w:gridCol w:w="4668"/>
+        <w:gridCol w:w="3798"/>
+        <w:gridCol w:w="4527"/>
       </w:tblGrid>
       <w:tr>
         <w:trPr>
@@ -37,7 +37,7 @@
         </w:trPr>
         <w:tc>
           <w:tcPr>
-            <w:tcW w:w="3657" w:type="dxa"/>
+            <w:tcW w:w="3798" w:type="dxa"/>
             <w:shd w:val="clear" w:color="auto" w:fill="DBE5F1"/>
             <w:vAlign w:val="center"/>
           </w:tcPr>
@@ -61,18 +61,22 @@
         </w:tc>
         <w:tc>
           <w:tcPr>
-            <w:tcW w:w="4668" w:type="dxa"/>
+            <w:tcW w:w="4527" w:type="dxa"/>
             <w:vAlign w:val="center"/>
           </w:tcPr>
           <w:p>
             <w:pPr>
               <w:rPr>
                 <w:rFonts w:ascii="Calibri" w:eastAsia="Calibri" w:hAnsi="Calibri" w:cs="Calibri"/>
+                <w:b/>
+                <w:bCs/>
               </w:rPr>
             </w:pPr>
             <w:r>
               <w:rPr>
                 <w:rFonts w:ascii="Calibri" w:eastAsia="Calibri" w:hAnsi="Calibri" w:cs="Calibri"/>
+                <w:b/>
+                <w:bCs/>
               </w:rPr>
               <w:t>DIACO S.A.</w:t>
             </w:r>
@@ -85,7 +89,7 @@
         </w:trPr>
         <w:tc>
           <w:tcPr>
-            <w:tcW w:w="3657" w:type="dxa"/>
+            <w:tcW w:w="3798" w:type="dxa"/>
             <w:shd w:val="clear" w:color="auto" w:fill="DBE5F1"/>
             <w:vAlign w:val="center"/>
           </w:tcPr>
@@ -109,7 +113,7 @@
         </w:tc>
         <w:tc>
           <w:tcPr>
-            <w:tcW w:w="4668" w:type="dxa"/>
+            <w:tcW w:w="4527" w:type="dxa"/>
             <w:vAlign w:val="center"/>
           </w:tcPr>
           <w:p>
@@ -141,7 +145,7 @@
         </w:trPr>
         <w:tc>
           <w:tcPr>
-            <w:tcW w:w="3657" w:type="dxa"/>
+            <w:tcW w:w="3798" w:type="dxa"/>
             <w:shd w:val="clear" w:color="auto" w:fill="DBE5F1"/>
             <w:vAlign w:val="center"/>
           </w:tcPr>
@@ -165,7 +169,7 @@
         </w:tc>
         <w:tc>
           <w:tcPr>
-            <w:tcW w:w="4668" w:type="dxa"/>
+            <w:tcW w:w="4527" w:type="dxa"/>
           </w:tcPr>
           <w:p>
             <w:pPr>
@@ -190,7 +194,7 @@
         </w:trPr>
         <w:tc>
           <w:tcPr>
-            <w:tcW w:w="3657" w:type="dxa"/>
+            <w:tcW w:w="3798" w:type="dxa"/>
             <w:shd w:val="clear" w:color="auto" w:fill="DBE5F1"/>
             <w:vAlign w:val="center"/>
           </w:tcPr>
@@ -214,7 +218,7 @@
         </w:tc>
         <w:tc>
           <w:tcPr>
-            <w:tcW w:w="4668" w:type="dxa"/>
+            <w:tcW w:w="4527" w:type="dxa"/>
             <w:vAlign w:val="center"/>
           </w:tcPr>
           <w:p>
@@ -240,7 +244,7 @@
         </w:trPr>
         <w:tc>
           <w:tcPr>
-            <w:tcW w:w="3657" w:type="dxa"/>
+            <w:tcW w:w="3798" w:type="dxa"/>
             <w:shd w:val="clear" w:color="auto" w:fill="DBE5F1"/>
             <w:vAlign w:val="center"/>
           </w:tcPr>
@@ -264,7 +268,7 @@
         </w:tc>
         <w:tc>
           <w:tcPr>
-            <w:tcW w:w="4668" w:type="dxa"/>
+            <w:tcW w:w="4527" w:type="dxa"/>
             <w:vAlign w:val="center"/>
           </w:tcPr>
           <w:p>
@@ -324,7 +328,7 @@
         </w:trPr>
         <w:tc>
           <w:tcPr>
-            <w:tcW w:w="3657" w:type="dxa"/>
+            <w:tcW w:w="3798" w:type="dxa"/>
             <w:shd w:val="clear" w:color="auto" w:fill="DBE5F1"/>
             <w:vAlign w:val="center"/>
           </w:tcPr>
@@ -348,7 +352,7 @@
         </w:tc>
         <w:tc>
           <w:tcPr>
-            <w:tcW w:w="4668" w:type="dxa"/>
+            <w:tcW w:w="4527" w:type="dxa"/>
             <w:vAlign w:val="center"/>
           </w:tcPr>
           <w:p>
@@ -400,7 +404,7 @@
         </w:trPr>
         <w:tc>
           <w:tcPr>
-            <w:tcW w:w="3657" w:type="dxa"/>
+            <w:tcW w:w="3798" w:type="dxa"/>
             <w:shd w:val="clear" w:color="auto" w:fill="DBE5F1"/>
             <w:vAlign w:val="center"/>
           </w:tcPr>
@@ -427,7 +431,7 @@
         </w:tc>
         <w:tc>
           <w:tcPr>
-            <w:tcW w:w="4668" w:type="dxa"/>
+            <w:tcW w:w="4527" w:type="dxa"/>
             <w:vAlign w:val="center"/>
           </w:tcPr>
           <w:p>
@@ -453,7 +457,7 @@
         </w:trPr>
         <w:tc>
           <w:tcPr>
-            <w:tcW w:w="3657" w:type="dxa"/>
+            <w:tcW w:w="3798" w:type="dxa"/>
             <w:shd w:val="clear" w:color="auto" w:fill="DBE5F1"/>
             <w:vAlign w:val="center"/>
           </w:tcPr>
@@ -477,7 +481,7 @@
         </w:tc>
         <w:tc>
           <w:tcPr>
-            <w:tcW w:w="4668" w:type="dxa"/>
+            <w:tcW w:w="4527" w:type="dxa"/>
             <w:vAlign w:val="center"/>
           </w:tcPr>
           <w:p>
@@ -521,7 +525,7 @@
         </w:trPr>
         <w:tc>
           <w:tcPr>
-            <w:tcW w:w="3657" w:type="dxa"/>
+            <w:tcW w:w="3798" w:type="dxa"/>
             <w:shd w:val="clear" w:color="auto" w:fill="DBE5F1"/>
             <w:vAlign w:val="center"/>
           </w:tcPr>
@@ -545,7 +549,7 @@
         </w:tc>
         <w:tc>
           <w:tcPr>
-            <w:tcW w:w="4668" w:type="dxa"/>
+            <w:tcW w:w="4527" w:type="dxa"/>
             <w:vAlign w:val="center"/>
           </w:tcPr>
           <w:p>
@@ -605,7 +609,7 @@
         </w:trPr>
         <w:tc>
           <w:tcPr>
-            <w:tcW w:w="3657" w:type="dxa"/>
+            <w:tcW w:w="3798" w:type="dxa"/>
             <w:shd w:val="clear" w:color="auto" w:fill="DBE5F1"/>
             <w:vAlign w:val="center"/>
           </w:tcPr>
@@ -629,30 +633,38 @@
         </w:tc>
         <w:tc>
           <w:tcPr>
-            <w:tcW w:w="4668" w:type="dxa"/>
+            <w:tcW w:w="4527" w:type="dxa"/>
             <w:vAlign w:val="center"/>
           </w:tcPr>
           <w:p>
             <w:pPr>
               <w:rPr>
                 <w:rFonts w:ascii="Calibri" w:eastAsia="Calibri" w:hAnsi="Calibri" w:cs="Calibri"/>
+                <w:b/>
+                <w:bCs/>
               </w:rPr>
             </w:pPr>
             <w:r>
               <w:rPr>
                 <w:rFonts w:ascii="Calibri" w:eastAsia="Calibri" w:hAnsi="Calibri" w:cs="Calibri"/>
+                <w:b/>
+                <w:bCs/>
               </w:rPr>
               <w:t>DOS</w:t>
             </w:r>
             <w:r>
               <w:rPr>
                 <w:rFonts w:ascii="Calibri" w:eastAsia="Calibri" w:hAnsi="Calibri" w:cs="Calibri"/>
+                <w:b/>
+                <w:bCs/>
               </w:rPr>
               <w:t xml:space="preserve"> (2) </w:t>
             </w:r>
             <w:r>
               <w:rPr>
                 <w:rFonts w:ascii="Calibri" w:eastAsia="Calibri" w:hAnsi="Calibri" w:cs="Calibri"/>
+                <w:b/>
+                <w:bCs/>
               </w:rPr>
               <w:t>MESES</w:t>
             </w:r>
@@ -665,7 +677,7 @@
         </w:trPr>
         <w:tc>
           <w:tcPr>
-            <w:tcW w:w="3657" w:type="dxa"/>
+            <w:tcW w:w="3798" w:type="dxa"/>
             <w:shd w:val="clear" w:color="auto" w:fill="DBE5F1"/>
             <w:vAlign w:val="center"/>
           </w:tcPr>
@@ -690,18 +702,22 @@
         </w:tc>
         <w:tc>
           <w:tcPr>
-            <w:tcW w:w="4668" w:type="dxa"/>
+            <w:tcW w:w="4527" w:type="dxa"/>
             <w:vAlign w:val="center"/>
           </w:tcPr>
           <w:p>
             <w:pPr>
               <w:rPr>
                 <w:rFonts w:ascii="Calibri" w:eastAsia="Calibri" w:hAnsi="Calibri" w:cs="Calibri"/>
+                <w:b/>
+                <w:bCs/>
               </w:rPr>
             </w:pPr>
             <w:r>
               <w:rPr>
                 <w:rFonts w:ascii="Calibri" w:eastAsia="Calibri" w:hAnsi="Calibri" w:cs="Calibri"/>
+                <w:b/>
+                <w:bCs/>
               </w:rPr>
               <w:t>TÉRMINO INDEFINIDO</w:t>
             </w:r>
@@ -6473,7 +6489,18 @@
           <w:sz w:val="23"/>
           <w:szCs w:val="23"/>
         </w:rPr>
-        <w:t>]]</w:t>
+        <w:t>]</w:t>
+      </w:r>
+      <w:proofErr w:type="gramStart"/>
+      <w:r>
+        <w:rPr>
+          <w:rFonts w:ascii="Calibri" w:eastAsia="Calibri" w:hAnsi="Calibri" w:cs="Calibri"/>
+          <w:b/>
+          <w:bCs/>
+          <w:sz w:val="23"/>
+          <w:szCs w:val="23"/>
+        </w:rPr>
+        <w:t>]</w:t>
       </w:r>
       <w:r>
         <w:rPr>
@@ -6497,6 +6524,7 @@
         </w:rPr>
         <w:t>fecha</w:t>
       </w:r>
+      <w:proofErr w:type="gramEnd"/>
       <w:r>
         <w:rPr>
           <w:rFonts w:ascii="Calibri" w:eastAsia="Calibri" w:hAnsi="Calibri" w:cs="Calibri"/>
@@ -7310,7 +7338,27 @@
           <w:bCs/>
           <w:color w:val="000000"/>
         </w:rPr>
-        <w:t xml:space="preserve">28. OBLIGACIÓN DE REPORTAR SEÑALES DE ALERTA,  SITUACIONES U OPERACIONES INUSUALES: </w:t>
+        <w:t xml:space="preserve">28. OBLIGACIÓN DE REPORTAR SEÑALES DE </w:t>
+      </w:r>
+      <w:proofErr w:type="gramStart"/>
+      <w:r>
+        <w:rPr>
+          <w:rFonts w:ascii="Calibri" w:eastAsia="Calibri" w:hAnsi="Calibri" w:cs="Calibri"/>
+          <w:b/>
+          <w:bCs/>
+          <w:color w:val="000000"/>
+        </w:rPr>
+        <w:t>ALERTA,  SITUACIONES</w:t>
+      </w:r>
+      <w:proofErr w:type="gramEnd"/>
+      <w:r>
+        <w:rPr>
+          <w:rFonts w:ascii="Calibri" w:eastAsia="Calibri" w:hAnsi="Calibri" w:cs="Calibri"/>
+          <w:b/>
+          <w:bCs/>
+          <w:color w:val="000000"/>
+        </w:rPr>
+        <w:t xml:space="preserve"> U OPERACIONES INUSUALES: </w:t>
       </w:r>
       <w:r>
         <w:rPr>
@@ -7744,71 +7792,21 @@
         <w:jc w:val="both"/>
         <w:rPr>
           <w:rFonts w:ascii="Calibri" w:eastAsia="Calibri" w:hAnsi="Calibri" w:cs="Calibri"/>
-          <w:b/>
-          <w:bCs/>
-        </w:rPr>
-      </w:pPr>
-      <w:r>
-        <w:rPr>
-          <w:rFonts w:ascii="Calibri" w:eastAsia="Calibri" w:hAnsi="Calibri" w:cs="Calibri"/>
-          <w:b/>
-          <w:bCs/>
-        </w:rPr>
-        <w:t>EMPLEADOR</w:t>
-      </w:r>
-      <w:r>
-        <w:rPr>
-          <w:rFonts w:ascii="Calibri" w:eastAsia="Calibri" w:hAnsi="Calibri" w:cs="Calibri"/>
-          <w:b/>
-          <w:bCs/>
-        </w:rPr>
-        <w:tab/>
-      </w:r>
-      <w:r>
-        <w:rPr>
-          <w:rFonts w:ascii="Calibri" w:eastAsia="Calibri" w:hAnsi="Calibri" w:cs="Calibri"/>
-          <w:b/>
-          <w:bCs/>
-        </w:rPr>
-        <w:tab/>
-      </w:r>
-      <w:r>
-        <w:rPr>
-          <w:rFonts w:ascii="Calibri" w:eastAsia="Calibri" w:hAnsi="Calibri" w:cs="Calibri"/>
-          <w:b/>
-          <w:bCs/>
-        </w:rPr>
-        <w:tab/>
-      </w:r>
-      <w:r>
-        <w:rPr>
-          <w:rFonts w:ascii="Calibri" w:eastAsia="Calibri" w:hAnsi="Calibri" w:cs="Calibri"/>
-          <w:b/>
-          <w:bCs/>
-        </w:rPr>
-        <w:tab/>
-      </w:r>
-      <w:r>
-        <w:rPr>
-          <w:rFonts w:ascii="Calibri" w:eastAsia="Calibri" w:hAnsi="Calibri" w:cs="Calibri"/>
-          <w:b/>
-          <w:bCs/>
-        </w:rPr>
-        <w:tab/>
-      </w:r>
-      <w:r>
-        <w:rPr>
-          <w:rFonts w:ascii="Calibri" w:eastAsia="Calibri" w:hAnsi="Calibri" w:cs="Calibri"/>
-          <w:b/>
-          <w:bCs/>
-        </w:rPr>
-        <w:tab/>
-        <w:t>TRABAJADOR</w:t>
-      </w:r>
-    </w:p>
-    <w:p>
-      <w:pPr>
-        <w:widowControl/>
+        </w:rPr>
+      </w:pPr>
+    </w:p>
+    <w:p>
+      <w:pPr>
+        <w:jc w:val="both"/>
+        <w:rPr>
+          <w:rFonts w:ascii="Calibri" w:eastAsia="Calibri" w:hAnsi="Calibri" w:cs="Calibri"/>
+          <w:sz w:val="23"/>
+          <w:szCs w:val="23"/>
+        </w:rPr>
+      </w:pPr>
+    </w:p>
+    <w:p>
+      <w:pPr>
         <w:tabs>
           <w:tab w:val="left" w:pos="709"/>
           <w:tab w:val="left" w:pos="1418"/>
@@ -7828,11 +7826,163 @@
           <w:tab w:val="left" w:pos="11344"/>
           <w:tab w:val="left" w:pos="12053"/>
         </w:tabs>
-        <w:jc w:val="both"/>
-        <w:rPr>
-          <w:rFonts w:ascii="Calibri" w:eastAsia="Calibri" w:hAnsi="Calibri" w:cs="Calibri"/>
-        </w:rPr>
-      </w:pPr>
+        <w:rPr>
+          <w:rFonts w:ascii="Calibri" w:eastAsia="Calibri" w:hAnsi="Calibri" w:cs="Calibri"/>
+          <w:sz w:val="23"/>
+          <w:szCs w:val="23"/>
+        </w:rPr>
+      </w:pPr>
+      <w:r>
+        <w:rPr>
+          <w:rFonts w:ascii="Calibri" w:eastAsia="Calibri" w:hAnsi="Calibri" w:cs="Calibri"/>
+          <w:noProof/>
+          <w:sz w:val="23"/>
+          <w:szCs w:val="23"/>
+        </w:rPr>
+        <mc:AlternateContent>
+          <mc:Choice Requires="wps">
+            <w:drawing>
+              <wp:anchor distT="0" distB="0" distL="114300" distR="114300" simplePos="0" relativeHeight="251659264" behindDoc="0" locked="0" layoutInCell="1" allowOverlap="1" wp14:anchorId="46A34287" wp14:editId="003C1AE0">
+                <wp:simplePos x="0" y="0"/>
+                <wp:positionH relativeFrom="column">
+                  <wp:posOffset>2771775</wp:posOffset>
+                </wp:positionH>
+                <wp:positionV relativeFrom="paragraph">
+                  <wp:posOffset>9525</wp:posOffset>
+                </wp:positionV>
+                <wp:extent cx="1943100" cy="0"/>
+                <wp:effectExtent l="38100" t="38100" r="57150" b="95250"/>
+                <wp:wrapNone/>
+                <wp:docPr id="2" name="Conector: angular 2"/>
+                <wp:cNvGraphicFramePr/>
+                <a:graphic xmlns:a="http://schemas.openxmlformats.org/drawingml/2006/main">
+                  <a:graphicData uri="http://schemas.microsoft.com/office/word/2010/wordprocessingShape">
+                    <wps:wsp>
+                      <wps:cNvCnPr/>
+                      <wps:spPr>
+                        <a:xfrm>
+                          <a:off x="0" y="0"/>
+                          <a:ext cx="1943100" cy="0"/>
+                        </a:xfrm>
+                        <a:prstGeom prst="bentConnector3">
+                          <a:avLst/>
+                        </a:prstGeom>
+                        <a:ln w="6350"/>
+                      </wps:spPr>
+                      <wps:style>
+                        <a:lnRef idx="2">
+                          <a:schemeClr val="dk1"/>
+                        </a:lnRef>
+                        <a:fillRef idx="0">
+                          <a:schemeClr val="dk1"/>
+                        </a:fillRef>
+                        <a:effectRef idx="1">
+                          <a:schemeClr val="dk1"/>
+                        </a:effectRef>
+                        <a:fontRef idx="minor">
+                          <a:schemeClr val="tx1"/>
+                        </a:fontRef>
+                      </wps:style>
+                      <wps:bodyPr/>
+                    </wps:wsp>
+                  </a:graphicData>
+                </a:graphic>
+                <wp14:sizeRelH relativeFrom="margin">
+                  <wp14:pctWidth>0</wp14:pctWidth>
+                </wp14:sizeRelH>
+                <wp14:sizeRelV relativeFrom="margin">
+                  <wp14:pctHeight>0</wp14:pctHeight>
+                </wp14:sizeRelV>
+              </wp:anchor>
+            </w:drawing>
+          </mc:Choice>
+          <mc:Fallback>
+            <w:pict>
+              <v:shapetype w14:anchorId="74D965A5" id="_x0000_t34" coordsize="21600,21600" o:spt="34" o:oned="t" adj="10800" path="m,l@0,0@0,21600,21600,21600e" filled="f">
+                <v:stroke joinstyle="miter"/>
+                <v:formulas>
+                  <v:f eqn="val #0"/>
+                </v:formulas>
+                <v:path arrowok="t" fillok="f" o:connecttype="none"/>
+                <v:handles>
+                  <v:h position="#0,center"/>
+                </v:handles>
+                <o:lock v:ext="edit" shapetype="t"/>
+              </v:shapetype>
+              <v:shape id="Conector: angular 2" o:spid="_x0000_s1026" type="#_x0000_t34" style="position:absolute;margin-left:218.25pt;margin-top:.75pt;width:153pt;height:0;z-index:251659264;visibility:visible;mso-wrap-style:square;mso-width-percent:0;mso-height-percent:0;mso-wrap-distance-left:9pt;mso-wrap-distance-top:0;mso-wrap-distance-right:9pt;mso-wrap-distance-bottom:0;mso-position-horizontal:absolute;mso-position-horizontal-relative:text;mso-position-vertical:absolute;mso-position-vertical-relative:text;mso-width-percent:0;mso-height-percent:0;mso-width-relative:margin;mso-height-relative:margin" o:gfxdata="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" strokecolor="black [3200]" strokeweight=".5pt">
+                <v:shadow on="t" color="black" opacity="24903f" origin=",.5" offset="0,.55556mm"/>
+              </v:shape>
+            </w:pict>
+          </mc:Fallback>
+        </mc:AlternateContent>
+      </w:r>
+      <w:r>
+        <w:rPr>
+          <w:rFonts w:ascii="Calibri" w:eastAsia="Calibri" w:hAnsi="Calibri" w:cs="Calibri"/>
+          <w:noProof/>
+          <w:sz w:val="23"/>
+          <w:szCs w:val="23"/>
+        </w:rPr>
+        <mc:AlternateContent>
+          <mc:Choice Requires="wps">
+            <w:drawing>
+              <wp:anchor distT="0" distB="0" distL="114300" distR="114300" simplePos="0" relativeHeight="251660288" behindDoc="0" locked="0" layoutInCell="1" allowOverlap="1" wp14:anchorId="1CDFB115" wp14:editId="4C9944D4">
+                <wp:simplePos x="0" y="0"/>
+                <wp:positionH relativeFrom="column">
+                  <wp:posOffset>28575</wp:posOffset>
+                </wp:positionH>
+                <wp:positionV relativeFrom="paragraph">
+                  <wp:posOffset>5080</wp:posOffset>
+                </wp:positionV>
+                <wp:extent cx="1943100" cy="0"/>
+                <wp:effectExtent l="38100" t="38100" r="57150" b="95250"/>
+                <wp:wrapNone/>
+                <wp:docPr id="3" name="Conector: angular 3"/>
+                <wp:cNvGraphicFramePr/>
+                <a:graphic xmlns:a="http://schemas.openxmlformats.org/drawingml/2006/main">
+                  <a:graphicData uri="http://schemas.microsoft.com/office/word/2010/wordprocessingShape">
+                    <wps:wsp>
+                      <wps:cNvCnPr/>
+                      <wps:spPr>
+                        <a:xfrm>
+                          <a:off x="0" y="0"/>
+                          <a:ext cx="1943100" cy="0"/>
+                        </a:xfrm>
+                        <a:prstGeom prst="bentConnector3">
+                          <a:avLst/>
+                        </a:prstGeom>
+                        <a:ln w="6350"/>
+                      </wps:spPr>
+                      <wps:style>
+                        <a:lnRef idx="2">
+                          <a:schemeClr val="dk1"/>
+                        </a:lnRef>
+                        <a:fillRef idx="0">
+                          <a:schemeClr val="dk1"/>
+                        </a:fillRef>
+                        <a:effectRef idx="1">
+                          <a:schemeClr val="dk1"/>
+                        </a:effectRef>
+                        <a:fontRef idx="minor">
+                          <a:schemeClr val="tx1"/>
+                        </a:fontRef>
+                      </wps:style>
+                      <wps:bodyPr/>
+                    </wps:wsp>
+                  </a:graphicData>
+                </a:graphic>
+              </wp:anchor>
+            </w:drawing>
+          </mc:Choice>
+          <mc:Fallback>
+            <w:pict>
+              <v:shape w14:anchorId="046C9CD6" id="Conector: angular 3" o:spid="_x0000_s1026" type="#_x0000_t34" style="position:absolute;margin-left:2.25pt;margin-top:.4pt;width:153pt;height:0;z-index:251660288;visibility:visible;mso-wrap-style:square;mso-wrap-distance-left:9pt;mso-wrap-distance-top:0;mso-wrap-distance-right:9pt;mso-wrap-distance-bottom:0;mso-position-horizontal:absolute;mso-position-horizontal-relative:text;mso-position-vertical:absolute;mso-position-vertical-relative:text" o:gfxdata="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" strokecolor="black [3200]" strokeweight=".5pt">
+                <v:shadow on="t" color="black" opacity="24903f" origin=",.5" offset="0,.55556mm"/>
+              </v:shape>
+            </w:pict>
+          </mc:Fallback>
+        </mc:AlternateContent>
+      </w:r>
     </w:p>
     <w:p>
       <w:pPr>
@@ -7859,8 +8009,56 @@
         <w:jc w:val="both"/>
         <w:rPr>
           <w:rFonts w:ascii="Calibri" w:eastAsia="Calibri" w:hAnsi="Calibri" w:cs="Calibri"/>
-        </w:rPr>
-      </w:pPr>
+          <w:b/>
+          <w:bCs/>
+        </w:rPr>
+      </w:pPr>
+      <w:r>
+        <w:rPr>
+          <w:rFonts w:ascii="Calibri" w:eastAsia="Calibri" w:hAnsi="Calibri" w:cs="Calibri"/>
+          <w:b/>
+          <w:bCs/>
+        </w:rPr>
+        <w:t xml:space="preserve">LAURA CRISTINA CERON MUÑOZ                         </w:t>
+      </w:r>
+      <w:proofErr w:type="gramStart"/>
+      <w:r>
+        <w:rPr>
+          <w:rFonts w:ascii="Calibri" w:eastAsia="Calibri" w:hAnsi="Calibri" w:cs="Calibri"/>
+          <w:b/>
+          <w:bCs/>
+        </w:rPr>
+        <w:t xml:space="preserve">   </w:t>
+      </w:r>
+      <w:r>
+        <w:rPr>
+          <w:rFonts w:ascii="Calibri" w:eastAsia="Calibri" w:hAnsi="Calibri" w:cs="Calibri"/>
+          <w:b/>
+          <w:bCs/>
+          <w:sz w:val="23"/>
+          <w:szCs w:val="23"/>
+        </w:rPr>
+        <w:t>[</w:t>
+      </w:r>
+      <w:proofErr w:type="gramEnd"/>
+      <w:r>
+        <w:rPr>
+          <w:rFonts w:ascii="Calibri" w:eastAsia="Calibri" w:hAnsi="Calibri" w:cs="Calibri"/>
+          <w:b/>
+          <w:bCs/>
+          <w:sz w:val="23"/>
+          <w:szCs w:val="23"/>
+        </w:rPr>
+        <w:t>[Nombre]]</w:t>
+      </w:r>
+      <w:r>
+        <w:rPr>
+          <w:rFonts w:ascii="Calibri" w:eastAsia="Calibri" w:hAnsi="Calibri" w:cs="Calibri"/>
+          <w:b/>
+          <w:bCs/>
+        </w:rPr>
+        <w:t xml:space="preserve"> </w:t>
+      </w:r>
     </w:p>
     <w:p>
       <w:pPr>
@@ -7887,8 +8085,40 @@
         <w:jc w:val="both"/>
         <w:rPr>
           <w:rFonts w:ascii="Calibri" w:eastAsia="Calibri" w:hAnsi="Calibri" w:cs="Calibri"/>
-        </w:rPr>
-      </w:pPr>
+          <w:b/>
+          <w:bCs/>
+          <w:lang w:val="en-US"/>
+        </w:rPr>
+      </w:pPr>
+      <w:r>
+        <w:rPr>
+          <w:rFonts w:ascii="Calibri" w:eastAsia="Calibri" w:hAnsi="Calibri" w:cs="Calibri"/>
+          <w:b/>
+          <w:bCs/>
+          <w:lang w:val="en-US"/>
+        </w:rPr>
+        <w:t xml:space="preserve">C.C 52.705.312                                                             C.C </w:t>
+      </w:r>
+      <w:r>
+        <w:rPr>
+          <w:rFonts w:ascii="Calibri" w:eastAsia="Calibri" w:hAnsi="Calibri" w:cs="Calibri"/>
+          <w:b/>
+          <w:bCs/>
+          <w:sz w:val="23"/>
+          <w:szCs w:val="23"/>
+          <w:lang w:val="en-US"/>
+        </w:rPr>
+        <w:t>[[Cedula]]</w:t>
+      </w:r>
+      <w:r>
+        <w:rPr>
+          <w:rFonts w:ascii="Calibri" w:eastAsia="Calibri" w:hAnsi="Calibri" w:cs="Calibri"/>
+          <w:b/>
+          <w:bCs/>
+          <w:lang w:val="en-US"/>
+        </w:rPr>
+        <w:t xml:space="preserve"> </w:t>
+      </w:r>
     </w:p>
     <w:p>
       <w:pPr>
@@ -7917,38 +8147,34 @@
           <w:rFonts w:ascii="Calibri" w:eastAsia="Calibri" w:hAnsi="Calibri" w:cs="Calibri"/>
           <w:b/>
           <w:bCs/>
-        </w:rPr>
-      </w:pPr>
-      <w:r>
-        <w:rPr>
-          <w:rFonts w:ascii="Calibri" w:eastAsia="Calibri" w:hAnsi="Calibri" w:cs="Calibri"/>
-          <w:b/>
-          <w:bCs/>
-        </w:rPr>
-        <w:t xml:space="preserve">LAURA CRISTINA CERON MUÑOZ                                        </w:t>
-      </w:r>
-      <w:r>
-        <w:rPr>
-          <w:rFonts w:ascii="Calibri" w:eastAsia="Calibri" w:hAnsi="Calibri" w:cs="Calibri"/>
-          <w:b/>
-          <w:bCs/>
+          <w:lang w:val="en-US"/>
+        </w:rPr>
+      </w:pPr>
+    </w:p>
+    <w:p>
+      <w:pPr>
+        <w:jc w:val="both"/>
+        <w:rPr>
+          <w:rFonts w:ascii="Calibri" w:eastAsia="Calibri" w:hAnsi="Calibri" w:cs="Calibri"/>
           <w:sz w:val="23"/>
           <w:szCs w:val="23"/>
-        </w:rPr>
-        <w:t>[[Nombre]]</w:t>
-      </w:r>
-      <w:r>
-        <w:rPr>
-          <w:rFonts w:ascii="Calibri" w:eastAsia="Calibri" w:hAnsi="Calibri" w:cs="Calibri"/>
-          <w:b/>
-          <w:bCs/>
-        </w:rPr>
-        <w:t xml:space="preserve"> </w:t>
-      </w:r>
-    </w:p>
-    <w:p>
-      <w:pPr>
-        <w:widowControl/>
+          <w:lang w:val="en-US"/>
+        </w:rPr>
+      </w:pPr>
+    </w:p>
+    <w:p>
+      <w:pPr>
+        <w:jc w:val="both"/>
+        <w:rPr>
+          <w:rFonts w:ascii="Calibri" w:eastAsia="Calibri" w:hAnsi="Calibri" w:cs="Calibri"/>
+          <w:sz w:val="23"/>
+          <w:szCs w:val="23"/>
+          <w:lang w:val="en-US"/>
+        </w:rPr>
+      </w:pPr>
+    </w:p>
+    <w:p>
+      <w:pPr>
         <w:tabs>
           <w:tab w:val="left" w:pos="709"/>
           <w:tab w:val="left" w:pos="1418"/>
@@ -7968,42 +8194,152 @@
           <w:tab w:val="left" w:pos="11344"/>
           <w:tab w:val="left" w:pos="12053"/>
         </w:tabs>
-        <w:jc w:val="both"/>
-        <w:rPr>
-          <w:rFonts w:ascii="Calibri" w:eastAsia="Calibri" w:hAnsi="Calibri" w:cs="Calibri"/>
-          <w:b/>
-          <w:bCs/>
-          <w:lang w:val="en-US"/>
-        </w:rPr>
-      </w:pPr>
-      <w:r>
-        <w:rPr>
-          <w:rFonts w:ascii="Calibri" w:eastAsia="Calibri" w:hAnsi="Calibri" w:cs="Calibri"/>
-          <w:b/>
-          <w:bCs/>
-          <w:lang w:val="en-US"/>
-        </w:rPr>
-        <w:t xml:space="preserve">C.C 52.705.312                                                                         C.C </w:t>
-      </w:r>
-      <w:r>
-        <w:rPr>
-          <w:rFonts w:ascii="Calibri" w:eastAsia="Calibri" w:hAnsi="Calibri" w:cs="Calibri"/>
-          <w:b/>
-          <w:bCs/>
+        <w:rPr>
+          <w:rFonts w:ascii="Calibri" w:eastAsia="Calibri" w:hAnsi="Calibri" w:cs="Calibri"/>
           <w:sz w:val="23"/>
           <w:szCs w:val="23"/>
           <w:lang w:val="en-US"/>
         </w:rPr>
-        <w:t>[[Cedula]]</w:t>
-      </w:r>
-      <w:r>
-        <w:rPr>
-          <w:rFonts w:ascii="Calibri" w:eastAsia="Calibri" w:hAnsi="Calibri" w:cs="Calibri"/>
-          <w:b/>
-          <w:bCs/>
-          <w:lang w:val="en-US"/>
-        </w:rPr>
-        <w:t xml:space="preserve"> </w:t>
+      </w:pPr>
+      <w:r>
+        <w:rPr>
+          <w:rFonts w:ascii="Calibri" w:eastAsia="Calibri" w:hAnsi="Calibri" w:cs="Calibri"/>
+          <w:noProof/>
+          <w:sz w:val="23"/>
+          <w:szCs w:val="23"/>
+        </w:rPr>
+        <mc:AlternateContent>
+          <mc:Choice Requires="wps">
+            <w:drawing>
+              <wp:anchor distT="0" distB="0" distL="114300" distR="114300" simplePos="0" relativeHeight="251661312" behindDoc="0" locked="0" layoutInCell="1" allowOverlap="1" wp14:anchorId="2EF244D8" wp14:editId="1F47E56B">
+                <wp:simplePos x="0" y="0"/>
+                <wp:positionH relativeFrom="column">
+                  <wp:posOffset>2771775</wp:posOffset>
+                </wp:positionH>
+                <wp:positionV relativeFrom="paragraph">
+                  <wp:posOffset>9525</wp:posOffset>
+                </wp:positionV>
+                <wp:extent cx="1943100" cy="0"/>
+                <wp:effectExtent l="38100" t="38100" r="57150" b="95250"/>
+                <wp:wrapNone/>
+                <wp:docPr id="4" name="Conector: angular 4"/>
+                <wp:cNvGraphicFramePr/>
+                <a:graphic xmlns:a="http://schemas.openxmlformats.org/drawingml/2006/main">
+                  <a:graphicData uri="http://schemas.microsoft.com/office/word/2010/wordprocessingShape">
+                    <wps:wsp>
+                      <wps:cNvCnPr/>
+                      <wps:spPr>
+                        <a:xfrm>
+                          <a:off x="0" y="0"/>
+                          <a:ext cx="1943100" cy="0"/>
+                        </a:xfrm>
+                        <a:prstGeom prst="bentConnector3">
+                          <a:avLst/>
+                        </a:prstGeom>
+                        <a:ln w="6350"/>
+                      </wps:spPr>
+                      <wps:style>
+                        <a:lnRef idx="2">
+                          <a:schemeClr val="dk1"/>
+                        </a:lnRef>
+                        <a:fillRef idx="0">
+                          <a:schemeClr val="dk1"/>
+                        </a:fillRef>
+                        <a:effectRef idx="1">
+                          <a:schemeClr val="dk1"/>
+                        </a:effectRef>
+                        <a:fontRef idx="minor">
+                          <a:schemeClr val="tx1"/>
+                        </a:fontRef>
+                      </wps:style>
+                      <wps:bodyPr/>
+                    </wps:wsp>
+                  </a:graphicData>
+                </a:graphic>
+                <wp14:sizeRelH relativeFrom="margin">
+                  <wp14:pctWidth>0</wp14:pctWidth>
+                </wp14:sizeRelH>
+                <wp14:sizeRelV relativeFrom="margin">
+                  <wp14:pctHeight>0</wp14:pctHeight>
+                </wp14:sizeRelV>
+              </wp:anchor>
+            </w:drawing>
+          </mc:Choice>
+          <mc:Fallback>
+            <w:pict>
+              <v:shape w14:anchorId="4C14CE7E" id="Conector: angular 4" o:spid="_x0000_s1026" type="#_x0000_t34" style="position:absolute;margin-left:218.25pt;margin-top:.75pt;width:153pt;height:0;z-index:251661312;visibility:visible;mso-wrap-style:square;mso-width-percent:0;mso-height-percent:0;mso-wrap-distance-left:9pt;mso-wrap-distance-top:0;mso-wrap-distance-right:9pt;mso-wrap-distance-bottom:0;mso-position-horizontal:absolute;mso-position-horizontal-relative:text;mso-position-vertical:absolute;mso-position-vertical-relative:text;mso-width-percent:0;mso-height-percent:0;mso-width-relative:margin;mso-height-relative:margin" o:gfxdata="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" strokecolor="black [3200]" strokeweight=".5pt">
+                <v:shadow on="t" color="black" opacity="24903f" origin=",.5" offset="0,.55556mm"/>
+              </v:shape>
+            </w:pict>
+          </mc:Fallback>
+        </mc:AlternateContent>
+      </w:r>
+      <w:r>
+        <w:rPr>
+          <w:rFonts w:ascii="Calibri" w:eastAsia="Calibri" w:hAnsi="Calibri" w:cs="Calibri"/>
+          <w:noProof/>
+          <w:sz w:val="23"/>
+          <w:szCs w:val="23"/>
+        </w:rPr>
+        <mc:AlternateContent>
+          <mc:Choice Requires="wps">
+            <w:drawing>
+              <wp:anchor distT="0" distB="0" distL="114300" distR="114300" simplePos="0" relativeHeight="251662336" behindDoc="0" locked="0" layoutInCell="1" allowOverlap="1" wp14:anchorId="2438F045" wp14:editId="37665BF6">
+                <wp:simplePos x="0" y="0"/>
+                <wp:positionH relativeFrom="column">
+                  <wp:posOffset>28575</wp:posOffset>
+                </wp:positionH>
+                <wp:positionV relativeFrom="paragraph">
+                  <wp:posOffset>5080</wp:posOffset>
+                </wp:positionV>
+                <wp:extent cx="1943100" cy="0"/>
+                <wp:effectExtent l="38100" t="38100" r="57150" b="95250"/>
+                <wp:wrapNone/>
+                <wp:docPr id="5" name="Conector: angular 5"/>
+                <wp:cNvGraphicFramePr/>
+                <a:graphic xmlns:a="http://schemas.openxmlformats.org/drawingml/2006/main">
+                  <a:graphicData uri="http://schemas.microsoft.com/office/word/2010/wordprocessingShape">
+                    <wps:wsp>
+                      <wps:cNvCnPr/>
+                      <wps:spPr>
+                        <a:xfrm>
+                          <a:off x="0" y="0"/>
+                          <a:ext cx="1943100" cy="0"/>
+                        </a:xfrm>
+                        <a:prstGeom prst="bentConnector3">
+                          <a:avLst/>
+                        </a:prstGeom>
+                        <a:ln w="6350"/>
+                      </wps:spPr>
+                      <wps:style>
+                        <a:lnRef idx="2">
+                          <a:schemeClr val="dk1"/>
+                        </a:lnRef>
+                        <a:fillRef idx="0">
+                          <a:schemeClr val="dk1"/>
+                        </a:fillRef>
+                        <a:effectRef idx="1">
+                          <a:schemeClr val="dk1"/>
+                        </a:effectRef>
+                        <a:fontRef idx="minor">
+                          <a:schemeClr val="tx1"/>
+                        </a:fontRef>
+                      </wps:style>
+                      <wps:bodyPr/>
+                    </wps:wsp>
+                  </a:graphicData>
+                </a:graphic>
+              </wp:anchor>
+            </w:drawing>
+          </mc:Choice>
+          <mc:Fallback>
+            <w:pict>
+              <v:shape w14:anchorId="6D095813" id="Conector: angular 5" o:spid="_x0000_s1026" type="#_x0000_t34" style="position:absolute;margin-left:2.25pt;margin-top:.4pt;width:153pt;height:0;z-index:251662336;visibility:visible;mso-wrap-style:square;mso-wrap-distance-left:9pt;mso-wrap-distance-top:0;mso-wrap-distance-right:9pt;mso-wrap-distance-bottom:0;mso-position-horizontal:absolute;mso-position-horizontal-relative:text;mso-position-vertical:absolute;mso-position-vertical-relative:text" o:gfxdata="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" strokecolor="black [3200]" strokeweight=".5pt">
+                <v:shadow on="t" color="black" opacity="24903f" origin=",.5" offset="0,.55556mm"/>
+              </v:shape>
+            </w:pict>
+          </mc:Fallback>
+        </mc:AlternateContent>
       </w:r>
     </w:p>
     <w:p>
@@ -8031,70 +8367,7 @@
         <w:jc w:val="both"/>
         <w:rPr>
           <w:rFonts w:ascii="Calibri" w:eastAsia="Calibri" w:hAnsi="Calibri" w:cs="Calibri"/>
-          <w:b/>
-          <w:bCs/>
-          <w:lang w:val="en-US"/>
-        </w:rPr>
-      </w:pPr>
-    </w:p>
-    <w:p>
-      <w:pPr>
-        <w:widowControl/>
-        <w:tabs>
-          <w:tab w:val="left" w:pos="709"/>
-          <w:tab w:val="left" w:pos="1418"/>
-          <w:tab w:val="left" w:pos="2127"/>
-          <w:tab w:val="left" w:pos="2836"/>
-          <w:tab w:val="left" w:pos="3545"/>
-          <w:tab w:val="left" w:pos="4254"/>
-          <w:tab w:val="left" w:pos="4963"/>
-          <w:tab w:val="left" w:pos="5672"/>
-          <w:tab w:val="left" w:pos="6381"/>
-          <w:tab w:val="left" w:pos="7090"/>
-          <w:tab w:val="left" w:pos="7799"/>
-          <w:tab w:val="left" w:pos="8508"/>
-          <w:tab w:val="left" w:pos="9217"/>
-          <w:tab w:val="left" w:pos="9926"/>
-          <w:tab w:val="left" w:pos="10635"/>
-          <w:tab w:val="left" w:pos="11344"/>
-          <w:tab w:val="left" w:pos="12053"/>
-        </w:tabs>
-        <w:jc w:val="both"/>
-        <w:rPr>
-          <w:rFonts w:ascii="Calibri" w:eastAsia="Calibri" w:hAnsi="Calibri" w:cs="Calibri"/>
-          <w:b/>
-          <w:bCs/>
-          <w:lang w:val="en-US"/>
-        </w:rPr>
-      </w:pPr>
-    </w:p>
-    <w:p>
-      <w:pPr>
-        <w:widowControl/>
-        <w:tabs>
-          <w:tab w:val="left" w:pos="709"/>
-          <w:tab w:val="left" w:pos="1418"/>
-          <w:tab w:val="left" w:pos="2127"/>
-          <w:tab w:val="left" w:pos="2836"/>
-          <w:tab w:val="left" w:pos="3545"/>
-          <w:tab w:val="left" w:pos="4254"/>
-          <w:tab w:val="left" w:pos="4963"/>
-          <w:tab w:val="left" w:pos="5672"/>
-          <w:tab w:val="left" w:pos="6381"/>
-          <w:tab w:val="left" w:pos="7090"/>
-          <w:tab w:val="left" w:pos="7799"/>
-          <w:tab w:val="left" w:pos="8508"/>
-          <w:tab w:val="left" w:pos="9217"/>
-          <w:tab w:val="left" w:pos="9926"/>
-          <w:tab w:val="left" w:pos="10635"/>
-          <w:tab w:val="left" w:pos="11344"/>
-          <w:tab w:val="left" w:pos="12053"/>
-        </w:tabs>
-        <w:jc w:val="both"/>
-        <w:rPr>
-          <w:rFonts w:ascii="Calibri" w:eastAsia="Calibri" w:hAnsi="Calibri" w:cs="Calibri"/>
-          <w:b/>
-          <w:bCs/>
+          <w:color w:val="000000"/>
         </w:rPr>
       </w:pPr>
       <w:r>
@@ -8137,6 +8410,7 @@
         </w:rPr>
         <w:tab/>
       </w:r>
+      <w:proofErr w:type="gramStart"/>
       <w:r>
         <w:rPr>
           <w:rFonts w:ascii="Calibri" w:eastAsia="Calibri" w:hAnsi="Calibri" w:cs="Calibri"/>
@@ -8151,8 +8425,7 @@
           <w:b/>
           <w:bCs/>
         </w:rPr>
-        <w:tab/>
-        <w:t xml:space="preserve"> </w:t>
+        <w:t xml:space="preserve">  </w:t>
       </w:r>
       <w:proofErr w:type="spellStart"/>
       <w:r>
@@ -8164,6 +8437,7 @@
         <w:t>TESTIGO</w:t>
       </w:r>
       <w:proofErr w:type="spellEnd"/>
+      <w:proofErr w:type="gramEnd"/>
     </w:p>
     <w:p>
       <w:pPr>
